--- a/manual de implementacion de christian y diego (1) (2).docx
+++ b/manual de implementacion de christian y diego (1) (2).docx
@@ -1,11 +1,12 @@
 
 <file path=word/document.xml><?xml version="1.0" encoding="utf-8"?>
-<w:document xmlns:wpc="http://schemas.microsoft.com/office/word/2010/wordprocessingCanvas" xmlns:cx="http://schemas.microsoft.com/office/drawing/2014/chartex" xmlns:cx1="http://schemas.microsoft.com/office/drawing/2015/9/8/chartex" xmlns:cx2="http://schemas.microsoft.com/office/drawing/2015/10/21/chartex" xmlns:cx3="http://schemas.microsoft.com/office/drawing/2016/5/9/chartex" xmlns:cx4="http://schemas.microsoft.com/office/drawing/2016/5/10/chartex" xmlns:cx5="http://schemas.microsoft.com/office/drawing/2016/5/11/chartex" xmlns:cx6="http://schemas.microsoft.com/office/drawing/2016/5/12/chartex" xmlns:cx7="http://schemas.microsoft.com/office/drawing/2016/5/13/chartex" xmlns:cx8="http://schemas.microsoft.com/office/drawing/2016/5/14/chartex" xmlns:mc="http://schemas.openxmlformats.org/markup-compatibility/2006" xmlns:aink="http://schemas.microsoft.com/office/drawing/2016/ink" xmlns:am3d="http://schemas.microsoft.com/office/drawing/2017/model3d" xmlns:o="urn:schemas-microsoft-com:office:office" xmlns:oel="http://schemas.microsoft.com/office/2019/extlst" xmlns:r="http://schemas.openxmlformats.org/officeDocument/2006/relationships" xmlns:m="http://schemas.openxmlformats.org/officeDocument/2006/math" xmlns:v="urn:schemas-microsoft-com:vml" xmlns:wp14="http://schemas.microsoft.com/office/word/2010/wordprocessingDrawing" xmlns:wp="http://schemas.openxmlformats.org/drawingml/2006/wordprocessingDrawing" xmlns:w10="urn:schemas-microsoft-com:office:word" xmlns:w="http://schemas.openxmlformats.org/wordprocessingml/2006/main" xmlns:w14="http://schemas.microsoft.com/office/word/2010/wordml" xmlns:w15="http://schemas.microsoft.com/office/word/2012/wordml" xmlns:w16cex="http://schemas.microsoft.com/office/word/2018/wordml/cex" xmlns:w16cid="http://schemas.microsoft.com/office/word/2016/wordml/cid" xmlns:w16="http://schemas.microsoft.com/office/word/2018/wordml" xmlns:w16du="http://schemas.microsoft.com/office/word/2023/wordml/word16du" xmlns:w16sdtdh="http://schemas.microsoft.com/office/word/2020/wordml/sdtdatahash" xmlns:w16sdtfl="http://schemas.microsoft.com/office/word/2024/wordml/sdtformatlock" xmlns:w16se="http://schemas.microsoft.com/office/word/2015/wordml/symex" xmlns:wpg="http://schemas.microsoft.com/office/word/2010/wordprocessingGroup" xmlns:wpi="http://schemas.microsoft.com/office/word/2010/wordprocessingInk" xmlns:wne="http://schemas.microsoft.com/office/word/2006/wordml" xmlns:wps="http://schemas.microsoft.com/office/word/2010/wordprocessingShape" mc:Ignorable="w14 w15 w16se w16cid w16 w16cex w16sdtdh w16sdtfl w16du wp14">
+<w:document xmlns:wpc="http://schemas.microsoft.com/office/word/2010/wordprocessingCanvas" xmlns:cx="http://schemas.microsoft.com/office/drawing/2014/chartex" xmlns:cx1="http://schemas.microsoft.com/office/drawing/2015/9/8/chartex" xmlns:cx2="http://schemas.microsoft.com/office/drawing/2015/10/21/chartex" xmlns:cx3="http://schemas.microsoft.com/office/drawing/2016/5/9/chartex" xmlns:cx4="http://schemas.microsoft.com/office/drawing/2016/5/10/chartex" xmlns:cx5="http://schemas.microsoft.com/office/drawing/2016/5/11/chartex" xmlns:cx6="http://schemas.microsoft.com/office/drawing/2016/5/12/chartex" xmlns:cx7="http://schemas.microsoft.com/office/drawing/2016/5/13/chartex" xmlns:cx8="http://schemas.microsoft.com/office/drawing/2016/5/14/chartex" xmlns:mc="http://schemas.openxmlformats.org/markup-compatibility/2006" xmlns:aink="http://schemas.microsoft.com/office/drawing/2016/ink" xmlns:am3d="http://schemas.microsoft.com/office/drawing/2017/model3d" xmlns:o="urn:schemas-microsoft-com:office:office" xmlns:r="http://schemas.openxmlformats.org/officeDocument/2006/relationships" xmlns:m="http://schemas.openxmlformats.org/officeDocument/2006/math" xmlns:v="urn:schemas-microsoft-com:vml" xmlns:wp14="http://schemas.microsoft.com/office/word/2010/wordprocessingDrawing" xmlns:wp="http://schemas.openxmlformats.org/drawingml/2006/wordprocessingDrawing" xmlns:w10="urn:schemas-microsoft-com:office:word" xmlns:w="http://schemas.openxmlformats.org/wordprocessingml/2006/main" xmlns:w14="http://schemas.microsoft.com/office/word/2010/wordml" xmlns:w15="http://schemas.microsoft.com/office/word/2012/wordml" xmlns:w16cex="http://schemas.microsoft.com/office/word/2018/wordml/cex" xmlns:w16cid="http://schemas.microsoft.com/office/word/2016/wordml/cid" xmlns:w16="http://schemas.microsoft.com/office/word/2018/wordml" xmlns:w16sdtdh="http://schemas.microsoft.com/office/word/2020/wordml/sdtdatahash" xmlns:w16se="http://schemas.microsoft.com/office/word/2015/wordml/symex" xmlns:wpg="http://schemas.microsoft.com/office/word/2010/wordprocessingGroup" xmlns:wpi="http://schemas.microsoft.com/office/word/2010/wordprocessingInk" xmlns:wne="http://schemas.microsoft.com/office/word/2006/wordml" xmlns:wps="http://schemas.microsoft.com/office/word/2010/wordprocessingShape" mc:Ignorable="w14 w15 w16se w16cid w16 w16cex w16sdtdh wp14">
   <w:body>
     <w:p>
       <w:pPr>
         <w:pStyle w:val="Ttulo1"/>
         <w:spacing w:line="360" w:lineRule="auto"/>
+        <w:jc w:val="both"/>
       </w:pPr>
       <w:r>
         <w:rPr>
@@ -68,12 +69,14 @@
     <w:p>
       <w:pPr>
         <w:spacing w:line="360" w:lineRule="auto"/>
+        <w:jc w:val="both"/>
       </w:pPr>
     </w:p>
     <w:p>
       <w:pPr>
         <w:pStyle w:val="Ttulo2"/>
         <w:spacing w:line="360" w:lineRule="auto"/>
+        <w:jc w:val="both"/>
         <w:rPr>
           <w:color w:val="000000" w:themeColor="text1"/>
           <w14:shadow w14:blurRad="38100" w14:dist="19050" w14:dir="2700000" w14:sx="100000" w14:sy="100000" w14:kx="0" w14:ky="0" w14:algn="tl">
@@ -108,6 +111,7 @@
     <w:p>
       <w:pPr>
         <w:spacing w:line="360" w:lineRule="auto"/>
+        <w:jc w:val="both"/>
       </w:pPr>
       <w:r>
         <w:t>Creado por</w:t>
@@ -128,6 +132,7 @@
           <w:tab w:val="left" w:pos="3647"/>
         </w:tabs>
         <w:spacing w:line="360" w:lineRule="auto"/>
+        <w:jc w:val="both"/>
       </w:pPr>
       <w:r>
         <w:t>Fecha: 11/03/2026</w:t>
@@ -139,6 +144,7 @@
           <w:tab w:val="left" w:pos="3647"/>
         </w:tabs>
         <w:spacing w:line="360" w:lineRule="auto"/>
+        <w:jc w:val="both"/>
       </w:pPr>
     </w:p>
     <w:p>
@@ -147,12 +153,14 @@
           <w:tab w:val="left" w:pos="3647"/>
         </w:tabs>
         <w:spacing w:line="360" w:lineRule="auto"/>
+        <w:jc w:val="both"/>
       </w:pPr>
     </w:p>
     <w:p>
       <w:pPr>
         <w:pStyle w:val="Ttulo3"/>
         <w:spacing w:line="360" w:lineRule="auto"/>
+        <w:jc w:val="both"/>
       </w:pPr>
       <w:r>
         <w:t>Tabla de contenido</w:t>
@@ -161,6 +169,7 @@
     <w:p>
       <w:pPr>
         <w:spacing w:line="360" w:lineRule="auto"/>
+        <w:jc w:val="both"/>
       </w:pPr>
       <w:r>
         <w:t>Contenido 1</w:t>
@@ -169,6 +178,7 @@
     <w:p>
       <w:pPr>
         <w:spacing w:line="360" w:lineRule="auto"/>
+        <w:jc w:val="both"/>
       </w:pPr>
       <w:r>
         <w:t>Contenido 2</w:t>
@@ -177,7 +187,7 @@
     <w:p>
       <w:pPr>
         <w:spacing w:line="360" w:lineRule="auto"/>
-        <w:jc w:val="center"/>
+        <w:jc w:val="both"/>
         <w:rPr>
           <w:b/>
           <w:bCs/>
@@ -196,7 +206,7 @@
       <w:pPr>
         <w:pStyle w:val="Ttulo2"/>
         <w:spacing w:line="360" w:lineRule="auto"/>
-        <w:jc w:val="center"/>
+        <w:jc w:val="both"/>
         <w:rPr>
           <w:b/>
           <w:bCs/>
@@ -207,20 +217,19 @@
           <w:b/>
           <w:bCs/>
         </w:rPr>
-        <w:lastRenderedPageBreak/>
         <w:t>Bienvenida</w:t>
       </w:r>
     </w:p>
     <w:p>
       <w:pPr>
         <w:spacing w:line="360" w:lineRule="auto"/>
-        <w:jc w:val="center"/>
+        <w:jc w:val="both"/>
       </w:pPr>
     </w:p>
     <w:p>
       <w:pPr>
         <w:spacing w:line="360" w:lineRule="auto"/>
-        <w:jc w:val="center"/>
+        <w:jc w:val="both"/>
       </w:pPr>
       <w:r>
         <w:t xml:space="preserve">Este es el manual de usuario con soporte del </w:t>
@@ -244,7 +253,7 @@
     <w:p>
       <w:pPr>
         <w:spacing w:line="360" w:lineRule="auto"/>
-        <w:jc w:val="center"/>
+        <w:jc w:val="both"/>
       </w:pPr>
       <w:r>
         <w:t>Al final de este documento aparece una ficha técnica, con los requerimientos de equipo de cómputo necesarios para qué el software funcione adecuadamente</w:t>
@@ -253,13 +262,13 @@
     <w:p>
       <w:pPr>
         <w:spacing w:line="360" w:lineRule="auto"/>
-        <w:jc w:val="center"/>
+        <w:jc w:val="both"/>
       </w:pPr>
     </w:p>
     <w:p>
       <w:pPr>
         <w:pStyle w:val="Ttulo3"/>
-        <w:jc w:val="center"/>
+        <w:jc w:val="both"/>
       </w:pPr>
       <w:r>
         <w:t>Sobre este software</w:t>
@@ -268,7 +277,7 @@
     <w:p>
       <w:pPr>
         <w:spacing w:line="360" w:lineRule="auto"/>
-        <w:jc w:val="center"/>
+        <w:jc w:val="both"/>
       </w:pPr>
       <w:r>
         <w:t xml:space="preserve">Para la acreditación del </w:t>
@@ -280,19 +289,51 @@
         <w:t xml:space="preserve"> 1: Desarrolla software de Aplicación </w:t>
       </w:r>
       <w:r>
-        <w:t>es necesario construir un software en el submodulo Codifica Software de Aplicación, y documentar el mismo en el submodulo Implementa Software de Aplicación. Es por esto que es manual es el producto final de submodulo lll.</w:t>
+        <w:t xml:space="preserve">es necesario construir un software en el </w:t>
+      </w:r>
+      <w:proofErr w:type="spellStart"/>
+      <w:r>
+        <w:t>submodulo</w:t>
+      </w:r>
+      <w:proofErr w:type="spellEnd"/>
+      <w:r>
+        <w:t xml:space="preserve"> Codifica Software de Aplicación, y documentar el mismo en el </w:t>
+      </w:r>
+      <w:proofErr w:type="spellStart"/>
+      <w:r>
+        <w:t>submodulo</w:t>
+      </w:r>
+      <w:proofErr w:type="spellEnd"/>
+      <w:r>
+        <w:t xml:space="preserve"> Implementa Software de Aplicación. Es por esto que es manual es el producto final de </w:t>
+      </w:r>
+      <w:proofErr w:type="spellStart"/>
+      <w:r>
+        <w:t>submodulo</w:t>
+      </w:r>
+      <w:proofErr w:type="spellEnd"/>
+      <w:r>
+        <w:t xml:space="preserve"> </w:t>
+      </w:r>
+      <w:proofErr w:type="spellStart"/>
+      <w:r>
+        <w:t>lll</w:t>
+      </w:r>
+      <w:proofErr w:type="spellEnd"/>
+      <w:r>
+        <w:t>.</w:t>
       </w:r>
     </w:p>
     <w:p>
       <w:pPr>
         <w:spacing w:line="360" w:lineRule="auto"/>
-        <w:jc w:val="center"/>
+        <w:jc w:val="both"/>
       </w:pPr>
     </w:p>
     <w:p>
       <w:pPr>
         <w:spacing w:line="360" w:lineRule="auto"/>
-        <w:jc w:val="center"/>
+        <w:jc w:val="both"/>
       </w:pPr>
       <w:r>
         <w:rPr>
@@ -352,12 +393,12 @@
     <w:p>
       <w:pPr>
         <w:spacing w:line="360" w:lineRule="auto"/>
-        <w:jc w:val="center"/>
-      </w:pPr>
-    </w:p>
-    <w:p>
-      <w:pPr>
-        <w:jc w:val="center"/>
+        <w:jc w:val="both"/>
+      </w:pPr>
+    </w:p>
+    <w:p>
+      <w:pPr>
+        <w:jc w:val="both"/>
       </w:pPr>
       <w:r>
         <w:br w:type="page"/>
@@ -367,7 +408,6 @@
           <w:noProof/>
           <w:lang w:eastAsia="es-MX"/>
         </w:rPr>
-        <w:lastRenderedPageBreak/>
         <w:drawing>
           <wp:inline distT="0" distB="0" distL="0" distR="0" wp14:anchorId="31B34B9F" wp14:editId="67395673">
             <wp:extent cx="3161905" cy="3904762"/>
@@ -408,10 +448,11 @@
     <w:p>
       <w:pPr>
         <w:pStyle w:val="Ttulo2"/>
-      </w:pPr>
-      <w:r>
-        <w:rPr>
-          <w:rStyle w:val="Fuerte"/>
+        <w:jc w:val="both"/>
+      </w:pPr>
+      <w:r>
+        <w:rPr>
+          <w:rStyle w:val="Textoennegrita"/>
           <w:b w:val="0"/>
           <w:bCs w:val="0"/>
         </w:rPr>
@@ -421,10 +462,11 @@
     <w:p>
       <w:pPr>
         <w:pStyle w:val="Ttulo3"/>
-      </w:pPr>
-      <w:r>
-        <w:rPr>
-          <w:rStyle w:val="Fuerte"/>
+        <w:jc w:val="both"/>
+      </w:pPr>
+      <w:r>
+        <w:rPr>
+          <w:rStyle w:val="Textoennegrita"/>
           <w:b w:val="0"/>
           <w:bCs w:val="0"/>
         </w:rPr>
@@ -434,25 +476,30 @@
     <w:p>
       <w:pPr>
         <w:pStyle w:val="NormalWeb"/>
+        <w:jc w:val="both"/>
       </w:pPr>
       <w:r>
         <w:t>El presente sistema de Punto de Venta ha sido diseñado para facilitar la gestión de productos, ventas y reportes dentro de un negocio. Su interfaz es sencilla e intuitiva, permitiendo al usuario realizar operaciones básicas de forma rápida y eficiente.</w:t>
       </w:r>
     </w:p>
     <w:p>
+      <w:pPr>
+        <w:jc w:val="both"/>
+      </w:pPr>
       <w:r>
         <w:pict w14:anchorId="2E389126">
-          <v:rect id="_x0000_i1025" style="width:0;height:1.5pt" o:hrstd="t" o:hr="t" fillcolor="#a0a0a0" stroked="f"/>
+          <v:rect id="_x0000_i1025" style="width:0;height:1.5pt" o:hralign="center" o:hrstd="t" o:hr="t" fillcolor="#a0a0a0" stroked="f"/>
         </w:pict>
       </w:r>
     </w:p>
     <w:p>
       <w:pPr>
         <w:pStyle w:val="Ttulo3"/>
-      </w:pPr>
-      <w:r>
-        <w:rPr>
-          <w:rStyle w:val="Fuerte"/>
+        <w:jc w:val="both"/>
+      </w:pPr>
+      <w:r>
+        <w:rPr>
+          <w:rStyle w:val="Textoennegrita"/>
           <w:b w:val="0"/>
           <w:bCs w:val="0"/>
         </w:rPr>
@@ -462,6 +509,7 @@
     <w:p>
       <w:pPr>
         <w:pStyle w:val="NormalWeb"/>
+        <w:jc w:val="both"/>
       </w:pPr>
       <w:r>
         <w:t>Al iniciar el sistema, se muestra la ventana principal, la cual contiene:</w:t>
@@ -474,6 +522,7 @@
           <w:numId w:val="1"/>
         </w:numPr>
         <w:spacing w:before="100" w:beforeAutospacing="1" w:after="100" w:afterAutospacing="1" w:line="240" w:lineRule="auto"/>
+        <w:jc w:val="both"/>
       </w:pPr>
       <w:r>
         <w:t>El logotipo del sistema en la parte superior.</w:t>
@@ -486,6 +535,7 @@
           <w:numId w:val="1"/>
         </w:numPr>
         <w:spacing w:before="100" w:beforeAutospacing="1" w:after="100" w:afterAutospacing="1" w:line="240" w:lineRule="auto"/>
+        <w:jc w:val="both"/>
       </w:pPr>
       <w:r>
         <w:t>Cuatro botones principales que permiten acceder a las funciones del sistema.</w:t>
@@ -494,20 +544,22 @@
     <w:p>
       <w:pPr>
         <w:spacing w:after="0"/>
+        <w:jc w:val="both"/>
       </w:pPr>
       <w:r>
         <w:pict w14:anchorId="4B251BCC">
-          <v:rect id="_x0000_i1026" style="width:0;height:1.5pt" o:hrstd="t" o:hr="t" fillcolor="#a0a0a0" stroked="f"/>
+          <v:rect id="_x0000_i1026" style="width:0;height:1.5pt" o:hralign="center" o:hrstd="t" o:hr="t" fillcolor="#a0a0a0" stroked="f"/>
         </w:pict>
       </w:r>
     </w:p>
     <w:p>
       <w:pPr>
         <w:pStyle w:val="Ttulo3"/>
-      </w:pPr>
-      <w:r>
-        <w:rPr>
-          <w:rStyle w:val="Fuerte"/>
+        <w:jc w:val="both"/>
+      </w:pPr>
+      <w:r>
+        <w:rPr>
+          <w:rStyle w:val="Textoennegrita"/>
           <w:b w:val="0"/>
           <w:bCs w:val="0"/>
         </w:rPr>
@@ -517,10 +569,11 @@
     <w:p>
       <w:pPr>
         <w:pStyle w:val="Ttulo4"/>
-      </w:pPr>
-      <w:r>
-        <w:rPr>
-          <w:rStyle w:val="Fuerte"/>
+        <w:jc w:val="both"/>
+      </w:pPr>
+      <w:r>
+        <w:rPr>
+          <w:rStyle w:val="Textoennegrita"/>
           <w:b w:val="0"/>
           <w:bCs w:val="0"/>
         </w:rPr>
@@ -530,6 +583,7 @@
     <w:p>
       <w:pPr>
         <w:pStyle w:val="NormalWeb"/>
+        <w:jc w:val="both"/>
       </w:pPr>
       <w:r>
         <w:t>Esta opción permite:</w:t>
@@ -542,6 +596,7 @@
           <w:numId w:val="2"/>
         </w:numPr>
         <w:spacing w:before="100" w:beforeAutospacing="1" w:after="100" w:afterAutospacing="1" w:line="240" w:lineRule="auto"/>
+        <w:jc w:val="both"/>
       </w:pPr>
       <w:r>
         <w:t>Agregar nuevos productos al sistema.</w:t>
@@ -554,9 +609,9 @@
           <w:numId w:val="2"/>
         </w:numPr>
         <w:spacing w:before="100" w:beforeAutospacing="1" w:after="100" w:afterAutospacing="1" w:line="240" w:lineRule="auto"/>
-      </w:pPr>
-      <w:r>
-        <w:lastRenderedPageBreak/>
+        <w:jc w:val="both"/>
+      </w:pPr>
+      <w:r>
         <w:t>Registrar información como nombre, precio, cantidad y descripción.</w:t>
       </w:r>
     </w:p>
@@ -567,6 +622,7 @@
           <w:numId w:val="2"/>
         </w:numPr>
         <w:spacing w:before="100" w:beforeAutospacing="1" w:after="100" w:afterAutospacing="1" w:line="240" w:lineRule="auto"/>
+        <w:jc w:val="both"/>
       </w:pPr>
       <w:r>
         <w:t>Mantener actualizado el inventario.</w:t>
@@ -575,10 +631,11 @@
     <w:p>
       <w:pPr>
         <w:pStyle w:val="NormalWeb"/>
-      </w:pPr>
-      <w:r>
-        <w:rPr>
-          <w:rStyle w:val="Fuerte"/>
+        <w:jc w:val="both"/>
+      </w:pPr>
+      <w:r>
+        <w:rPr>
+          <w:rStyle w:val="Textoennegrita"/>
         </w:rPr>
         <w:t>Uso:</w:t>
       </w:r>
@@ -590,6 +647,7 @@
           <w:numId w:val="3"/>
         </w:numPr>
         <w:spacing w:before="100" w:beforeAutospacing="1" w:after="100" w:afterAutospacing="1" w:line="240" w:lineRule="auto"/>
+        <w:jc w:val="both"/>
       </w:pPr>
       <w:r>
         <w:t xml:space="preserve">Hacer clic en el botón </w:t>
@@ -611,6 +669,7 @@
           <w:numId w:val="3"/>
         </w:numPr>
         <w:spacing w:before="100" w:beforeAutospacing="1" w:after="100" w:afterAutospacing="1" w:line="240" w:lineRule="auto"/>
+        <w:jc w:val="both"/>
       </w:pPr>
       <w:r>
         <w:t>Capturar los datos solicitados.</w:t>
@@ -623,6 +682,7 @@
           <w:numId w:val="3"/>
         </w:numPr>
         <w:spacing w:before="100" w:beforeAutospacing="1" w:after="100" w:afterAutospacing="1" w:line="240" w:lineRule="auto"/>
+        <w:jc w:val="both"/>
       </w:pPr>
       <w:r>
         <w:t>Guardar la información.</w:t>
@@ -631,20 +691,22 @@
     <w:p>
       <w:pPr>
         <w:spacing w:after="0"/>
+        <w:jc w:val="both"/>
       </w:pPr>
       <w:r>
         <w:pict w14:anchorId="69A83567">
-          <v:rect id="_x0000_i1027" style="width:0;height:1.5pt" o:hrstd="t" o:hr="t" fillcolor="#a0a0a0" stroked="f"/>
+          <v:rect id="_x0000_i1027" style="width:0;height:1.5pt" o:hralign="center" o:hrstd="t" o:hr="t" fillcolor="#a0a0a0" stroked="f"/>
         </w:pict>
       </w:r>
     </w:p>
     <w:p>
       <w:pPr>
         <w:pStyle w:val="Ttulo4"/>
-      </w:pPr>
-      <w:r>
-        <w:rPr>
-          <w:rStyle w:val="Fuerte"/>
+        <w:jc w:val="both"/>
+      </w:pPr>
+      <w:r>
+        <w:rPr>
+          <w:rStyle w:val="Textoennegrita"/>
           <w:b w:val="0"/>
           <w:bCs w:val="0"/>
         </w:rPr>
@@ -654,6 +716,7 @@
     <w:p>
       <w:pPr>
         <w:pStyle w:val="NormalWeb"/>
+        <w:jc w:val="both"/>
       </w:pPr>
       <w:r>
         <w:t>Esta sección permite realizar ventas de productos registrados.</w:t>
@@ -662,10 +725,11 @@
     <w:p>
       <w:pPr>
         <w:pStyle w:val="NormalWeb"/>
-      </w:pPr>
-      <w:r>
-        <w:rPr>
-          <w:rStyle w:val="Fuerte"/>
+        <w:jc w:val="both"/>
+      </w:pPr>
+      <w:r>
+        <w:rPr>
+          <w:rStyle w:val="Textoennegrita"/>
         </w:rPr>
         <w:t>Funciones:</w:t>
       </w:r>
@@ -677,6 +741,7 @@
           <w:numId w:val="4"/>
         </w:numPr>
         <w:spacing w:before="100" w:beforeAutospacing="1" w:after="100" w:afterAutospacing="1" w:line="240" w:lineRule="auto"/>
+        <w:jc w:val="both"/>
       </w:pPr>
       <w:r>
         <w:t>Seleccionar productos disponibles.</w:t>
@@ -689,6 +754,7 @@
           <w:numId w:val="4"/>
         </w:numPr>
         <w:spacing w:before="100" w:beforeAutospacing="1" w:after="100" w:afterAutospacing="1" w:line="240" w:lineRule="auto"/>
+        <w:jc w:val="both"/>
       </w:pPr>
       <w:r>
         <w:t>Indicar cantidad de compra.</w:t>
@@ -701,6 +767,7 @@
           <w:numId w:val="4"/>
         </w:numPr>
         <w:spacing w:before="100" w:beforeAutospacing="1" w:after="100" w:afterAutospacing="1" w:line="240" w:lineRule="auto"/>
+        <w:jc w:val="both"/>
       </w:pPr>
       <w:r>
         <w:t>Calcular automáticamente el total de la venta.</w:t>
@@ -709,10 +776,11 @@
     <w:p>
       <w:pPr>
         <w:pStyle w:val="NormalWeb"/>
-      </w:pPr>
-      <w:r>
-        <w:rPr>
-          <w:rStyle w:val="Fuerte"/>
+        <w:jc w:val="both"/>
+      </w:pPr>
+      <w:r>
+        <w:rPr>
+          <w:rStyle w:val="Textoennegrita"/>
         </w:rPr>
         <w:t>Uso:</w:t>
       </w:r>
@@ -724,6 +792,7 @@
           <w:numId w:val="5"/>
         </w:numPr>
         <w:spacing w:before="100" w:beforeAutospacing="1" w:after="100" w:afterAutospacing="1" w:line="240" w:lineRule="auto"/>
+        <w:jc w:val="both"/>
       </w:pPr>
       <w:r>
         <w:t xml:space="preserve">Hacer clic en </w:t>
@@ -745,6 +814,7 @@
           <w:numId w:val="5"/>
         </w:numPr>
         <w:spacing w:before="100" w:beforeAutospacing="1" w:after="100" w:afterAutospacing="1" w:line="240" w:lineRule="auto"/>
+        <w:jc w:val="both"/>
       </w:pPr>
       <w:r>
         <w:t>Seleccionar el producto.</w:t>
@@ -757,6 +827,7 @@
           <w:numId w:val="5"/>
         </w:numPr>
         <w:spacing w:before="100" w:beforeAutospacing="1" w:after="100" w:afterAutospacing="1" w:line="240" w:lineRule="auto"/>
+        <w:jc w:val="both"/>
       </w:pPr>
       <w:r>
         <w:t>Ingresar la cantidad.</w:t>
@@ -769,6 +840,7 @@
           <w:numId w:val="5"/>
         </w:numPr>
         <w:spacing w:before="100" w:beforeAutospacing="1" w:after="100" w:afterAutospacing="1" w:line="240" w:lineRule="auto"/>
+        <w:jc w:val="both"/>
       </w:pPr>
       <w:r>
         <w:t>Confirmar la venta.</w:t>
@@ -777,20 +849,22 @@
     <w:p>
       <w:pPr>
         <w:spacing w:after="0"/>
+        <w:jc w:val="both"/>
       </w:pPr>
       <w:r>
         <w:pict w14:anchorId="75159784">
-          <v:rect id="_x0000_i1028" style="width:0;height:1.5pt" o:hrstd="t" o:hr="t" fillcolor="#a0a0a0" stroked="f"/>
+          <v:rect id="_x0000_i1028" style="width:0;height:1.5pt" o:hralign="center" o:hrstd="t" o:hr="t" fillcolor="#a0a0a0" stroked="f"/>
         </w:pict>
       </w:r>
     </w:p>
     <w:p>
       <w:pPr>
         <w:pStyle w:val="Ttulo4"/>
-      </w:pPr>
-      <w:r>
-        <w:rPr>
-          <w:rStyle w:val="Fuerte"/>
+        <w:jc w:val="both"/>
+      </w:pPr>
+      <w:r>
+        <w:rPr>
+          <w:rStyle w:val="Textoennegrita"/>
           <w:b w:val="0"/>
           <w:bCs w:val="0"/>
         </w:rPr>
@@ -800,6 +874,7 @@
     <w:p>
       <w:pPr>
         <w:pStyle w:val="NormalWeb"/>
+        <w:jc w:val="both"/>
       </w:pPr>
       <w:r>
         <w:t>Permite visualizar información importante del sistema.</w:t>
@@ -808,10 +883,11 @@
     <w:p>
       <w:pPr>
         <w:pStyle w:val="NormalWeb"/>
-      </w:pPr>
-      <w:r>
-        <w:rPr>
-          <w:rStyle w:val="Fuerte"/>
+        <w:jc w:val="both"/>
+      </w:pPr>
+      <w:r>
+        <w:rPr>
+          <w:rStyle w:val="Textoennegrita"/>
         </w:rPr>
         <w:t>Incluye:</w:t>
       </w:r>
@@ -823,6 +899,7 @@
           <w:numId w:val="6"/>
         </w:numPr>
         <w:spacing w:before="100" w:beforeAutospacing="1" w:after="100" w:afterAutospacing="1" w:line="240" w:lineRule="auto"/>
+        <w:jc w:val="both"/>
       </w:pPr>
       <w:r>
         <w:t>Reportes de ventas.</w:t>
@@ -835,6 +912,7 @@
           <w:numId w:val="6"/>
         </w:numPr>
         <w:spacing w:before="100" w:beforeAutospacing="1" w:after="100" w:afterAutospacing="1" w:line="240" w:lineRule="auto"/>
+        <w:jc w:val="both"/>
       </w:pPr>
       <w:r>
         <w:t>Resumen de productos.</w:t>
@@ -847,6 +925,7 @@
           <w:numId w:val="6"/>
         </w:numPr>
         <w:spacing w:before="100" w:beforeAutospacing="1" w:after="100" w:afterAutospacing="1" w:line="240" w:lineRule="auto"/>
+        <w:jc w:val="both"/>
       </w:pPr>
       <w:r>
         <w:t>Control de inventario.</w:t>
@@ -855,10 +934,11 @@
     <w:p>
       <w:pPr>
         <w:pStyle w:val="NormalWeb"/>
-      </w:pPr>
-      <w:r>
-        <w:rPr>
-          <w:rStyle w:val="Fuerte"/>
+        <w:jc w:val="both"/>
+      </w:pPr>
+      <w:r>
+        <w:rPr>
+          <w:rStyle w:val="Textoennegrita"/>
         </w:rPr>
         <w:t>Uso:</w:t>
       </w:r>
@@ -870,6 +950,7 @@
           <w:numId w:val="7"/>
         </w:numPr>
         <w:spacing w:before="100" w:beforeAutospacing="1" w:after="100" w:afterAutospacing="1" w:line="240" w:lineRule="auto"/>
+        <w:jc w:val="both"/>
       </w:pPr>
       <w:r>
         <w:t xml:space="preserve">Hacer clic en </w:t>
@@ -891,6 +972,7 @@
           <w:numId w:val="7"/>
         </w:numPr>
         <w:spacing w:before="100" w:beforeAutospacing="1" w:after="100" w:afterAutospacing="1" w:line="240" w:lineRule="auto"/>
+        <w:jc w:val="both"/>
       </w:pPr>
       <w:r>
         <w:t>Elegir el tipo de reporte a consultar.</w:t>
@@ -899,20 +981,22 @@
     <w:p>
       <w:pPr>
         <w:spacing w:after="0"/>
+        <w:jc w:val="both"/>
       </w:pPr>
       <w:r>
         <w:pict w14:anchorId="5862A0C2">
-          <v:rect id="_x0000_i1029" style="width:0;height:1.5pt" o:hrstd="t" o:hr="t" fillcolor="#a0a0a0" stroked="f"/>
+          <v:rect id="_x0000_i1029" style="width:0;height:1.5pt" o:hralign="center" o:hrstd="t" o:hr="t" fillcolor="#a0a0a0" stroked="f"/>
         </w:pict>
       </w:r>
     </w:p>
     <w:p>
       <w:pPr>
         <w:pStyle w:val="Ttulo4"/>
-      </w:pPr>
-      <w:r>
-        <w:rPr>
-          <w:rStyle w:val="Fuerte"/>
+        <w:jc w:val="both"/>
+      </w:pPr>
+      <w:r>
+        <w:rPr>
+          <w:rStyle w:val="Textoennegrita"/>
           <w:b w:val="0"/>
           <w:bCs w:val="0"/>
         </w:rPr>
@@ -922,6 +1006,7 @@
     <w:p>
       <w:pPr>
         <w:pStyle w:val="NormalWeb"/>
+        <w:jc w:val="both"/>
       </w:pPr>
       <w:r>
         <w:t>Muestra información general del sistema.</w:t>
@@ -930,12 +1015,12 @@
     <w:p>
       <w:pPr>
         <w:pStyle w:val="NormalWeb"/>
-      </w:pPr>
-      <w:r>
-        <w:rPr>
-          <w:rStyle w:val="Fuerte"/>
-        </w:rPr>
-        <w:lastRenderedPageBreak/>
+        <w:jc w:val="both"/>
+      </w:pPr>
+      <w:r>
+        <w:rPr>
+          <w:rStyle w:val="Textoennegrita"/>
+        </w:rPr>
         <w:t>Incluye:</w:t>
       </w:r>
     </w:p>
@@ -946,6 +1031,7 @@
           <w:numId w:val="8"/>
         </w:numPr>
         <w:spacing w:before="100" w:beforeAutospacing="1" w:after="100" w:afterAutospacing="1" w:line="240" w:lineRule="auto"/>
+        <w:jc w:val="both"/>
       </w:pPr>
       <w:r>
         <w:t>Nombre del software.</w:t>
@@ -958,6 +1044,7 @@
           <w:numId w:val="8"/>
         </w:numPr>
         <w:spacing w:before="100" w:beforeAutospacing="1" w:after="100" w:afterAutospacing="1" w:line="240" w:lineRule="auto"/>
+        <w:jc w:val="both"/>
       </w:pPr>
       <w:r>
         <w:t>Versión.</w:t>
@@ -970,6 +1057,7 @@
           <w:numId w:val="8"/>
         </w:numPr>
         <w:spacing w:before="100" w:beforeAutospacing="1" w:after="100" w:afterAutospacing="1" w:line="240" w:lineRule="auto"/>
+        <w:jc w:val="both"/>
       </w:pPr>
       <w:r>
         <w:t>Información del desarrollador.</w:t>
@@ -978,20 +1066,22 @@
     <w:p>
       <w:pPr>
         <w:spacing w:after="0"/>
+        <w:jc w:val="both"/>
       </w:pPr>
       <w:r>
         <w:pict w14:anchorId="5ABE0B6A">
-          <v:rect id="_x0000_i1030" style="width:0;height:1.5pt" o:hrstd="t" o:hr="t" fillcolor="#a0a0a0" stroked="f"/>
+          <v:rect id="_x0000_i1030" style="width:0;height:1.5pt" o:hralign="center" o:hrstd="t" o:hr="t" fillcolor="#a0a0a0" stroked="f"/>
         </w:pict>
       </w:r>
     </w:p>
     <w:p>
       <w:pPr>
         <w:pStyle w:val="Ttulo3"/>
-      </w:pPr>
-      <w:r>
-        <w:rPr>
-          <w:rStyle w:val="Fuerte"/>
+        <w:jc w:val="both"/>
+      </w:pPr>
+      <w:r>
+        <w:rPr>
+          <w:rStyle w:val="Textoennegrita"/>
           <w:b w:val="0"/>
           <w:bCs w:val="0"/>
         </w:rPr>
@@ -1005,6 +1095,7 @@
           <w:numId w:val="9"/>
         </w:numPr>
         <w:spacing w:before="100" w:beforeAutospacing="1" w:after="100" w:afterAutospacing="1" w:line="240" w:lineRule="auto"/>
+        <w:jc w:val="both"/>
       </w:pPr>
       <w:r>
         <w:t>Mantener actualizada la información de los productos.</w:t>
@@ -1017,6 +1108,7 @@
           <w:numId w:val="9"/>
         </w:numPr>
         <w:spacing w:before="100" w:beforeAutospacing="1" w:after="100" w:afterAutospacing="1" w:line="240" w:lineRule="auto"/>
+        <w:jc w:val="both"/>
       </w:pPr>
       <w:r>
         <w:t>Verificar los datos antes de confirmar una venta.</w:t>
@@ -1029,6 +1121,7 @@
           <w:numId w:val="9"/>
         </w:numPr>
         <w:spacing w:before="100" w:beforeAutospacing="1" w:after="100" w:afterAutospacing="1" w:line="240" w:lineRule="auto"/>
+        <w:jc w:val="both"/>
       </w:pPr>
       <w:r>
         <w:t>Realizar respaldos periódicos de la información.</w:t>
@@ -1037,20 +1130,22 @@
     <w:p>
       <w:pPr>
         <w:spacing w:after="0"/>
+        <w:jc w:val="both"/>
       </w:pPr>
       <w:r>
         <w:pict w14:anchorId="47C8D2A6">
-          <v:rect id="_x0000_i1031" style="width:0;height:1.5pt" o:hrstd="t" o:hr="t" fillcolor="#a0a0a0" stroked="f"/>
+          <v:rect id="_x0000_i1031" style="width:0;height:1.5pt" o:hralign="center" o:hrstd="t" o:hr="t" fillcolor="#a0a0a0" stroked="f"/>
         </w:pict>
       </w:r>
     </w:p>
     <w:p>
       <w:pPr>
         <w:pStyle w:val="Ttulo3"/>
-      </w:pPr>
-      <w:r>
-        <w:rPr>
-          <w:rStyle w:val="Fuerte"/>
+        <w:jc w:val="both"/>
+      </w:pPr>
+      <w:r>
+        <w:rPr>
+          <w:rStyle w:val="Textoennegrita"/>
           <w:b w:val="0"/>
           <w:bCs w:val="0"/>
         </w:rPr>
@@ -1060,6 +1155,7 @@
     <w:p>
       <w:pPr>
         <w:pStyle w:val="NormalWeb"/>
+        <w:jc w:val="both"/>
       </w:pPr>
       <w:r>
         <w:t>En caso de fallas o dudas, contactar al desarrollador o responsable del sistema</w:t>
@@ -1067,37 +1163,583 @@
     </w:p>
     <w:p>
       <w:pPr>
-        <w:jc w:val="center"/>
+        <w:rPr>
+          <w:rFonts w:ascii="Times New Roman" w:eastAsia="Times New Roman" w:hAnsi="Times New Roman" w:cs="Times New Roman"/>
+          <w:sz w:val="24"/>
+          <w:szCs w:val="24"/>
+          <w:lang w:eastAsia="es-MX"/>
+        </w:rPr>
+      </w:pPr>
+      <w:r>
+        <w:br w:type="page"/>
+      </w:r>
+    </w:p>
+    <w:p>
+      <w:pPr>
+        <w:rPr>
+          <w:rFonts w:ascii="Times New Roman" w:eastAsia="Times New Roman" w:hAnsi="Times New Roman" w:cs="Times New Roman"/>
+          <w:sz w:val="24"/>
+          <w:szCs w:val="24"/>
+          <w:lang w:eastAsia="es-MX"/>
+        </w:rPr>
+      </w:pPr>
+      <w:r>
+        <w:br w:type="page"/>
+      </w:r>
+    </w:p>
+    <w:p>
+      <w:r>
+        <w:br w:type="page"/>
+      </w:r>
+    </w:p>
+    <w:p>
+      <w:r>
+        <w:t xml:space="preserve">Registro de productos </w:t>
+      </w:r>
+    </w:p>
+    <w:p>
+      <w:r>
+        <w:t xml:space="preserve">En este apartado se dan de alta los registros de los productos que usan el sistema para poder efectuar ventanas es necesario que existen un </w:t>
+      </w:r>
+      <w:proofErr w:type="spellStart"/>
+      <w:r>
+        <w:t>catalogo</w:t>
+      </w:r>
+      <w:proofErr w:type="spellEnd"/>
+      <w:r>
+        <w:t xml:space="preserve"> para poder elegir lo que se vaya adquirir por parte del cliente y el sistema se cierra los productos quedan guardados para usarse la próxima vez que se active el mismo para esto se necesita una base de datos.</w:t>
+      </w:r>
+    </w:p>
+    <w:p>
+      <w:r>
+        <w:t>¿Qué es una base de datos?</w:t>
+      </w:r>
+    </w:p>
+    <w:p>
+      <w:r>
+        <w:t>Es un conjunto de datos que se usan están estructurados en forma correcta y secuencial contiene la información que usan los sistemas para su correcto uso. Estos datos pueden ser de tipi texto numéricos, objetos, enlaces y cualquier tipo de almacenamiento de dato almacenable</w:t>
+      </w:r>
+    </w:p>
+    <w:p>
+      <w:r>
+        <w:t>Una base de datos se conforma de tablas, cada tabla tienes registros y los registros se conforma de campos continuación se describe cada elemento:</w:t>
+      </w:r>
+    </w:p>
+    <w:p>
+      <w:pPr>
+        <w:pStyle w:val="Prrafodelista"/>
+        <w:numPr>
+          <w:ilvl w:val="0"/>
+          <w:numId w:val="10"/>
+        </w:numPr>
+      </w:pPr>
+      <w:r>
+        <w:rPr>
+          <w:b/>
+          <w:bCs/>
+        </w:rPr>
+        <w:t>TABLAS:</w:t>
+      </w:r>
+      <w:r>
+        <w:t xml:space="preserve"> Son los contenedores de información. En únicos y guardan los datos de uno mismo tipo, por ejemplo: productos clientes, alumnos, calificaciones, ventas, proveedores.</w:t>
+      </w:r>
+    </w:p>
+    <w:p>
+      <w:pPr>
+        <w:pStyle w:val="Prrafodelista"/>
+        <w:numPr>
+          <w:ilvl w:val="0"/>
+          <w:numId w:val="10"/>
+        </w:numPr>
+      </w:pPr>
+      <w:r>
+        <w:rPr>
+          <w:b/>
+          <w:bCs/>
+        </w:rPr>
+        <w:t>REGISTRO:</w:t>
+      </w:r>
+      <w:r>
+        <w:t xml:space="preserve"> Es un conjunto de datos o campos correspondientes a un tipo de información, ejemplo: en una tabla de alumnos un registro seria clave del alumno nombre, carrera, grado, grupo, edad.</w:t>
+      </w:r>
+    </w:p>
+    <w:p>
+      <w:pPr>
+        <w:pStyle w:val="Prrafodelista"/>
+        <w:numPr>
+          <w:ilvl w:val="0"/>
+          <w:numId w:val="10"/>
+        </w:numPr>
+      </w:pPr>
+      <w:r>
+        <w:rPr>
+          <w:b/>
+          <w:bCs/>
+        </w:rPr>
+        <w:t>CAMPO:</w:t>
+      </w:r>
+      <w:r>
+        <w:t xml:space="preserve"> Es un dato único que por </w:t>
+      </w:r>
+      <w:proofErr w:type="spellStart"/>
+      <w:r>
+        <w:t>si</w:t>
+      </w:r>
+      <w:proofErr w:type="spellEnd"/>
+      <w:r>
+        <w:t xml:space="preserve"> mismo no da mucha información necesita de otros datos para saber qué información es. Ejemplos: nombre, edad, precio, observaciones.</w:t>
+      </w:r>
+    </w:p>
+    <w:p>
+      <w:pPr>
+        <w:rPr>
+          <w:rFonts w:ascii="Times New Roman" w:eastAsia="Times New Roman" w:hAnsi="Times New Roman" w:cs="Times New Roman"/>
+          <w:sz w:val="24"/>
+          <w:szCs w:val="24"/>
+          <w:lang w:eastAsia="es-MX"/>
+        </w:rPr>
+      </w:pPr>
+      <w:r>
+        <w:br w:type="page"/>
+      </w:r>
+    </w:p>
+    <w:p>
+      <w:pPr>
+        <w:rPr>
+          <w:rFonts w:ascii="Times New Roman" w:eastAsia="Times New Roman" w:hAnsi="Times New Roman" w:cs="Times New Roman"/>
+          <w:sz w:val="24"/>
+          <w:szCs w:val="24"/>
+          <w:lang w:eastAsia="es-MX"/>
+        </w:rPr>
+      </w:pPr>
+      <w:r>
+        <w:br w:type="page"/>
+      </w:r>
+    </w:p>
+    <w:p>
+      <w:pPr>
+        <w:rPr>
+          <w:rFonts w:ascii="Times New Roman" w:eastAsia="Times New Roman" w:hAnsi="Times New Roman" w:cs="Times New Roman"/>
+          <w:sz w:val="24"/>
+          <w:szCs w:val="24"/>
+          <w:lang w:eastAsia="es-MX"/>
+        </w:rPr>
+      </w:pPr>
+      <w:r>
+        <w:br w:type="page"/>
+      </w:r>
+    </w:p>
+    <w:p>
+      <w:pPr>
+        <w:rPr>
+          <w:rFonts w:ascii="Times New Roman" w:eastAsia="Times New Roman" w:hAnsi="Times New Roman" w:cs="Times New Roman"/>
+          <w:sz w:val="24"/>
+          <w:szCs w:val="24"/>
+          <w:lang w:eastAsia="es-MX"/>
+        </w:rPr>
+      </w:pPr>
+      <w:r>
+        <w:br w:type="page"/>
+      </w:r>
+    </w:p>
+    <w:p>
+      <w:pPr>
+        <w:rPr>
+          <w:rFonts w:ascii="Times New Roman" w:eastAsia="Times New Roman" w:hAnsi="Times New Roman" w:cs="Times New Roman"/>
+          <w:sz w:val="24"/>
+          <w:szCs w:val="24"/>
+          <w:lang w:eastAsia="es-MX"/>
+        </w:rPr>
+      </w:pPr>
+      <w:r>
+        <w:br w:type="page"/>
+      </w:r>
+    </w:p>
+    <w:p>
+      <w:pPr>
+        <w:rPr>
+          <w:rFonts w:ascii="Times New Roman" w:eastAsia="Times New Roman" w:hAnsi="Times New Roman" w:cs="Times New Roman"/>
+          <w:sz w:val="24"/>
+          <w:szCs w:val="24"/>
+          <w:lang w:eastAsia="es-MX"/>
+        </w:rPr>
+      </w:pPr>
+      <w:r>
+        <w:br w:type="page"/>
+      </w:r>
+    </w:p>
+    <w:p>
+      <w:pPr>
+        <w:rPr>
+          <w:rFonts w:ascii="Times New Roman" w:eastAsia="Times New Roman" w:hAnsi="Times New Roman" w:cs="Times New Roman"/>
+          <w:sz w:val="24"/>
+          <w:szCs w:val="24"/>
+          <w:lang w:eastAsia="es-MX"/>
+        </w:rPr>
+      </w:pPr>
+      <w:r>
+        <w:br w:type="page"/>
+      </w:r>
+    </w:p>
+    <w:p>
+      <w:pPr>
+        <w:rPr>
+          <w:rFonts w:ascii="Times New Roman" w:eastAsia="Times New Roman" w:hAnsi="Times New Roman" w:cs="Times New Roman"/>
+          <w:sz w:val="24"/>
+          <w:szCs w:val="24"/>
+          <w:lang w:eastAsia="es-MX"/>
+        </w:rPr>
+      </w:pPr>
+      <w:r>
+        <w:br w:type="page"/>
+      </w:r>
+    </w:p>
+    <w:p>
+      <w:pPr>
+        <w:rPr>
+          <w:rFonts w:ascii="Times New Roman" w:eastAsia="Times New Roman" w:hAnsi="Times New Roman" w:cs="Times New Roman"/>
+          <w:sz w:val="24"/>
+          <w:szCs w:val="24"/>
+          <w:lang w:eastAsia="es-MX"/>
+        </w:rPr>
+      </w:pPr>
+      <w:r>
+        <w:br w:type="page"/>
+      </w:r>
+    </w:p>
+    <w:p>
+      <w:pPr>
+        <w:rPr>
+          <w:rFonts w:ascii="Times New Roman" w:eastAsia="Times New Roman" w:hAnsi="Times New Roman" w:cs="Times New Roman"/>
+          <w:sz w:val="24"/>
+          <w:szCs w:val="24"/>
+          <w:lang w:eastAsia="es-MX"/>
+        </w:rPr>
+      </w:pPr>
+      <w:r>
+        <w:br w:type="page"/>
+      </w:r>
+    </w:p>
+    <w:p>
+      <w:pPr>
+        <w:rPr>
+          <w:rFonts w:ascii="Times New Roman" w:eastAsia="Times New Roman" w:hAnsi="Times New Roman" w:cs="Times New Roman"/>
+          <w:sz w:val="24"/>
+          <w:szCs w:val="24"/>
+          <w:lang w:eastAsia="es-MX"/>
+        </w:rPr>
+      </w:pPr>
+      <w:r>
+        <w:br w:type="page"/>
+      </w:r>
+    </w:p>
+    <w:p>
+      <w:pPr>
+        <w:rPr>
+          <w:rFonts w:ascii="Times New Roman" w:eastAsia="Times New Roman" w:hAnsi="Times New Roman" w:cs="Times New Roman"/>
+          <w:sz w:val="24"/>
+          <w:szCs w:val="24"/>
+          <w:lang w:eastAsia="es-MX"/>
+        </w:rPr>
+      </w:pPr>
+      <w:r>
+        <w:br w:type="page"/>
+      </w:r>
+    </w:p>
+    <w:p>
+      <w:pPr>
+        <w:rPr>
+          <w:rFonts w:ascii="Times New Roman" w:eastAsia="Times New Roman" w:hAnsi="Times New Roman" w:cs="Times New Roman"/>
+          <w:sz w:val="24"/>
+          <w:szCs w:val="24"/>
+          <w:lang w:eastAsia="es-MX"/>
+        </w:rPr>
+      </w:pPr>
+      <w:r>
+        <w:br w:type="page"/>
+      </w:r>
+    </w:p>
+    <w:p>
+      <w:pPr>
+        <w:rPr>
+          <w:rFonts w:ascii="Times New Roman" w:eastAsia="Times New Roman" w:hAnsi="Times New Roman" w:cs="Times New Roman"/>
+          <w:sz w:val="24"/>
+          <w:szCs w:val="24"/>
+          <w:lang w:eastAsia="es-MX"/>
+        </w:rPr>
+      </w:pPr>
+      <w:r>
+        <w:br w:type="page"/>
+      </w:r>
+    </w:p>
+    <w:p>
+      <w:pPr>
+        <w:rPr>
+          <w:rFonts w:ascii="Times New Roman" w:eastAsia="Times New Roman" w:hAnsi="Times New Roman" w:cs="Times New Roman"/>
+          <w:sz w:val="24"/>
+          <w:szCs w:val="24"/>
+          <w:lang w:eastAsia="es-MX"/>
+        </w:rPr>
+      </w:pPr>
+      <w:r>
+        <w:br w:type="page"/>
+      </w:r>
+    </w:p>
+    <w:p>
+      <w:pPr>
+        <w:pStyle w:val="NormalWeb"/>
+        <w:jc w:val="both"/>
+      </w:pPr>
+    </w:p>
+    <w:p>
+      <w:pPr>
+        <w:jc w:val="both"/>
+        <w:rPr>
+          <w:rFonts w:ascii="Times New Roman" w:eastAsia="Times New Roman" w:hAnsi="Times New Roman" w:cs="Times New Roman"/>
+          <w:sz w:val="24"/>
+          <w:szCs w:val="24"/>
+          <w:lang w:eastAsia="es-MX"/>
+        </w:rPr>
+      </w:pPr>
+      <w:r>
+        <w:br w:type="page"/>
+      </w:r>
+    </w:p>
+    <w:p>
+      <w:pPr>
+        <w:jc w:val="both"/>
+        <w:rPr>
+          <w:rFonts w:ascii="Times New Roman" w:eastAsia="Times New Roman" w:hAnsi="Times New Roman" w:cs="Times New Roman"/>
+          <w:sz w:val="24"/>
+          <w:szCs w:val="24"/>
+          <w:lang w:eastAsia="es-MX"/>
+        </w:rPr>
+      </w:pPr>
+      <w:r>
+        <w:br w:type="page"/>
+      </w:r>
+    </w:p>
+    <w:p>
+      <w:pPr>
+        <w:jc w:val="both"/>
+        <w:rPr>
+          <w:rFonts w:ascii="Times New Roman" w:eastAsia="Times New Roman" w:hAnsi="Times New Roman" w:cs="Times New Roman"/>
+          <w:sz w:val="24"/>
+          <w:szCs w:val="24"/>
+          <w:lang w:eastAsia="es-MX"/>
+        </w:rPr>
+      </w:pPr>
+      <w:r>
+        <w:br w:type="page"/>
+      </w:r>
+    </w:p>
+    <w:p>
+      <w:pPr>
+        <w:jc w:val="both"/>
+        <w:rPr>
+          <w:rFonts w:ascii="Times New Roman" w:eastAsia="Times New Roman" w:hAnsi="Times New Roman" w:cs="Times New Roman"/>
+          <w:sz w:val="24"/>
+          <w:szCs w:val="24"/>
+          <w:lang w:eastAsia="es-MX"/>
+        </w:rPr>
+      </w:pPr>
+      <w:r>
+        <w:br w:type="page"/>
+      </w:r>
+    </w:p>
+    <w:p>
+      <w:pPr>
+        <w:jc w:val="both"/>
+        <w:rPr>
+          <w:rFonts w:ascii="Times New Roman" w:eastAsia="Times New Roman" w:hAnsi="Times New Roman" w:cs="Times New Roman"/>
+          <w:sz w:val="24"/>
+          <w:szCs w:val="24"/>
+          <w:lang w:eastAsia="es-MX"/>
+        </w:rPr>
+      </w:pPr>
+      <w:r>
+        <w:br w:type="page"/>
+      </w:r>
+    </w:p>
+    <w:p>
+      <w:pPr>
+        <w:jc w:val="both"/>
+        <w:rPr>
+          <w:rFonts w:ascii="Times New Roman" w:eastAsia="Times New Roman" w:hAnsi="Times New Roman" w:cs="Times New Roman"/>
+          <w:sz w:val="24"/>
+          <w:szCs w:val="24"/>
+          <w:lang w:eastAsia="es-MX"/>
+        </w:rPr>
+      </w:pPr>
+      <w:r>
+        <w:br w:type="page"/>
+      </w:r>
+    </w:p>
+    <w:p>
+      <w:pPr>
+        <w:jc w:val="both"/>
+        <w:rPr>
+          <w:rFonts w:ascii="Times New Roman" w:eastAsia="Times New Roman" w:hAnsi="Times New Roman" w:cs="Times New Roman"/>
+          <w:sz w:val="24"/>
+          <w:szCs w:val="24"/>
+          <w:lang w:eastAsia="es-MX"/>
+        </w:rPr>
+      </w:pPr>
+      <w:r>
+        <w:br w:type="page"/>
+      </w:r>
+    </w:p>
+    <w:p>
+      <w:pPr>
+        <w:jc w:val="both"/>
+        <w:rPr>
+          <w:rFonts w:ascii="Times New Roman" w:eastAsia="Times New Roman" w:hAnsi="Times New Roman" w:cs="Times New Roman"/>
+          <w:sz w:val="24"/>
+          <w:szCs w:val="24"/>
+          <w:lang w:eastAsia="es-MX"/>
+        </w:rPr>
+      </w:pPr>
+      <w:r>
+        <w:br w:type="page"/>
+      </w:r>
+    </w:p>
+    <w:p>
+      <w:pPr>
+        <w:jc w:val="both"/>
+        <w:rPr>
+          <w:rFonts w:ascii="Times New Roman" w:eastAsia="Times New Roman" w:hAnsi="Times New Roman" w:cs="Times New Roman"/>
+          <w:sz w:val="24"/>
+          <w:szCs w:val="24"/>
+          <w:lang w:eastAsia="es-MX"/>
+        </w:rPr>
+      </w:pPr>
+      <w:r>
+        <w:br w:type="page"/>
+      </w:r>
+    </w:p>
+    <w:p>
+      <w:pPr>
+        <w:jc w:val="both"/>
+        <w:rPr>
+          <w:rFonts w:ascii="Times New Roman" w:eastAsia="Times New Roman" w:hAnsi="Times New Roman" w:cs="Times New Roman"/>
+          <w:sz w:val="24"/>
+          <w:szCs w:val="24"/>
+          <w:lang w:eastAsia="es-MX"/>
+        </w:rPr>
+      </w:pPr>
+      <w:r>
+        <w:br w:type="page"/>
+      </w:r>
+    </w:p>
+    <w:p>
+      <w:pPr>
+        <w:jc w:val="both"/>
+        <w:rPr>
+          <w:rFonts w:ascii="Times New Roman" w:eastAsia="Times New Roman" w:hAnsi="Times New Roman" w:cs="Times New Roman"/>
+          <w:sz w:val="24"/>
+          <w:szCs w:val="24"/>
+          <w:lang w:eastAsia="es-MX"/>
+        </w:rPr>
+      </w:pPr>
+      <w:r>
+        <w:br w:type="page"/>
+      </w:r>
+    </w:p>
+    <w:p>
+      <w:pPr>
+        <w:jc w:val="both"/>
+        <w:rPr>
+          <w:rFonts w:ascii="Times New Roman" w:eastAsia="Times New Roman" w:hAnsi="Times New Roman" w:cs="Times New Roman"/>
+          <w:sz w:val="24"/>
+          <w:szCs w:val="24"/>
+          <w:lang w:eastAsia="es-MX"/>
+        </w:rPr>
+      </w:pPr>
+      <w:r>
+        <w:br w:type="page"/>
+      </w:r>
+    </w:p>
+    <w:p>
+      <w:pPr>
+        <w:jc w:val="both"/>
+        <w:rPr>
+          <w:rFonts w:ascii="Times New Roman" w:eastAsia="Times New Roman" w:hAnsi="Times New Roman" w:cs="Times New Roman"/>
+          <w:sz w:val="24"/>
+          <w:szCs w:val="24"/>
+          <w:lang w:eastAsia="es-MX"/>
+        </w:rPr>
+      </w:pPr>
+      <w:r>
+        <w:br w:type="page"/>
+      </w:r>
+    </w:p>
+    <w:p>
+      <w:pPr>
+        <w:jc w:val="both"/>
+        <w:rPr>
+          <w:rFonts w:ascii="Times New Roman" w:eastAsia="Times New Roman" w:hAnsi="Times New Roman" w:cs="Times New Roman"/>
+          <w:sz w:val="24"/>
+          <w:szCs w:val="24"/>
+          <w:lang w:eastAsia="es-MX"/>
+        </w:rPr>
+      </w:pPr>
+      <w:r>
+        <w:br w:type="page"/>
+      </w:r>
+    </w:p>
+    <w:p>
+      <w:pPr>
+        <w:jc w:val="both"/>
+        <w:rPr>
+          <w:rFonts w:ascii="Times New Roman" w:eastAsia="Times New Roman" w:hAnsi="Times New Roman" w:cs="Times New Roman"/>
+          <w:sz w:val="24"/>
+          <w:szCs w:val="24"/>
+          <w:lang w:eastAsia="es-MX"/>
+        </w:rPr>
+      </w:pPr>
+      <w:r>
+        <w:br w:type="page"/>
+      </w:r>
+    </w:p>
+    <w:p>
+      <w:pPr>
+        <w:pStyle w:val="NormalWeb"/>
+        <w:jc w:val="both"/>
+      </w:pPr>
+    </w:p>
+    <w:p>
+      <w:pPr>
+        <w:jc w:val="both"/>
       </w:pPr>
     </w:p>
     <w:p>
       <w:pPr>
         <w:spacing w:line="360" w:lineRule="auto"/>
-        <w:jc w:val="center"/>
+        <w:jc w:val="both"/>
       </w:pPr>
     </w:p>
     <w:p>
       <w:pPr>
         <w:spacing w:line="360" w:lineRule="auto"/>
-        <w:jc w:val="center"/>
+        <w:jc w:val="both"/>
       </w:pPr>
     </w:p>
     <w:p>
       <w:pPr>
         <w:spacing w:line="360" w:lineRule="auto"/>
-        <w:jc w:val="center"/>
+        <w:jc w:val="both"/>
       </w:pPr>
     </w:p>
     <w:p>
       <w:pPr>
         <w:spacing w:line="360" w:lineRule="auto"/>
-        <w:jc w:val="center"/>
+        <w:jc w:val="both"/>
       </w:pPr>
     </w:p>
     <w:p>
       <w:pPr>
         <w:spacing w:line="360" w:lineRule="auto"/>
-        <w:jc w:val="center"/>
+        <w:jc w:val="both"/>
       </w:pPr>
     </w:p>
     <w:sectPr>
@@ -1117,7 +1759,7 @@
 </file>
 
 <file path=word/endnotes.xml><?xml version="1.0" encoding="utf-8"?>
-<w:endnotes xmlns:wpc="http://schemas.microsoft.com/office/word/2010/wordprocessingCanvas" xmlns:cx="http://schemas.microsoft.com/office/drawing/2014/chartex" xmlns:cx1="http://schemas.microsoft.com/office/drawing/2015/9/8/chartex" xmlns:cx2="http://schemas.microsoft.com/office/drawing/2015/10/21/chartex" xmlns:cx3="http://schemas.microsoft.com/office/drawing/2016/5/9/chartex" xmlns:cx4="http://schemas.microsoft.com/office/drawing/2016/5/10/chartex" xmlns:cx5="http://schemas.microsoft.com/office/drawing/2016/5/11/chartex" xmlns:cx6="http://schemas.microsoft.com/office/drawing/2016/5/12/chartex" xmlns:cx7="http://schemas.microsoft.com/office/drawing/2016/5/13/chartex" xmlns:cx8="http://schemas.microsoft.com/office/drawing/2016/5/14/chartex" xmlns:mc="http://schemas.openxmlformats.org/markup-compatibility/2006" xmlns:aink="http://schemas.microsoft.com/office/drawing/2016/ink" xmlns:am3d="http://schemas.microsoft.com/office/drawing/2017/model3d" xmlns:o="urn:schemas-microsoft-com:office:office" xmlns:oel="http://schemas.microsoft.com/office/2019/extlst" xmlns:r="http://schemas.openxmlformats.org/officeDocument/2006/relationships" xmlns:m="http://schemas.openxmlformats.org/officeDocument/2006/math" xmlns:v="urn:schemas-microsoft-com:vml" xmlns:wp14="http://schemas.microsoft.com/office/word/2010/wordprocessingDrawing" xmlns:wp="http://schemas.openxmlformats.org/drawingml/2006/wordprocessingDrawing" xmlns:w10="urn:schemas-microsoft-com:office:word" xmlns:w="http://schemas.openxmlformats.org/wordprocessingml/2006/main" xmlns:w14="http://schemas.microsoft.com/office/word/2010/wordml" xmlns:w15="http://schemas.microsoft.com/office/word/2012/wordml" xmlns:w16cex="http://schemas.microsoft.com/office/word/2018/wordml/cex" xmlns:w16cid="http://schemas.microsoft.com/office/word/2016/wordml/cid" xmlns:w16="http://schemas.microsoft.com/office/word/2018/wordml" xmlns:w16du="http://schemas.microsoft.com/office/word/2023/wordml/word16du" xmlns:w16sdtdh="http://schemas.microsoft.com/office/word/2020/wordml/sdtdatahash" xmlns:w16sdtfl="http://schemas.microsoft.com/office/word/2024/wordml/sdtformatlock" xmlns:w16se="http://schemas.microsoft.com/office/word/2015/wordml/symex" xmlns:wpg="http://schemas.microsoft.com/office/word/2010/wordprocessingGroup" xmlns:wpi="http://schemas.microsoft.com/office/word/2010/wordprocessingInk" xmlns:wne="http://schemas.microsoft.com/office/word/2006/wordml" xmlns:wps="http://schemas.microsoft.com/office/word/2010/wordprocessingShape" mc:Ignorable="w14 w15 w16se w16cid w16 w16cex w16sdtdh w16sdtfl w16du wp14">
+<w:endnotes xmlns:wpc="http://schemas.microsoft.com/office/word/2010/wordprocessingCanvas" xmlns:cx="http://schemas.microsoft.com/office/drawing/2014/chartex" xmlns:cx1="http://schemas.microsoft.com/office/drawing/2015/9/8/chartex" xmlns:cx2="http://schemas.microsoft.com/office/drawing/2015/10/21/chartex" xmlns:cx3="http://schemas.microsoft.com/office/drawing/2016/5/9/chartex" xmlns:cx4="http://schemas.microsoft.com/office/drawing/2016/5/10/chartex" xmlns:cx5="http://schemas.microsoft.com/office/drawing/2016/5/11/chartex" xmlns:cx6="http://schemas.microsoft.com/office/drawing/2016/5/12/chartex" xmlns:cx7="http://schemas.microsoft.com/office/drawing/2016/5/13/chartex" xmlns:cx8="http://schemas.microsoft.com/office/drawing/2016/5/14/chartex" xmlns:mc="http://schemas.openxmlformats.org/markup-compatibility/2006" xmlns:aink="http://schemas.microsoft.com/office/drawing/2016/ink" xmlns:am3d="http://schemas.microsoft.com/office/drawing/2017/model3d" xmlns:o="urn:schemas-microsoft-com:office:office" xmlns:r="http://schemas.openxmlformats.org/officeDocument/2006/relationships" xmlns:m="http://schemas.openxmlformats.org/officeDocument/2006/math" xmlns:v="urn:schemas-microsoft-com:vml" xmlns:wp14="http://schemas.microsoft.com/office/word/2010/wordprocessingDrawing" xmlns:wp="http://schemas.openxmlformats.org/drawingml/2006/wordprocessingDrawing" xmlns:w10="urn:schemas-microsoft-com:office:word" xmlns:w="http://schemas.openxmlformats.org/wordprocessingml/2006/main" xmlns:w14="http://schemas.microsoft.com/office/word/2010/wordml" xmlns:w15="http://schemas.microsoft.com/office/word/2012/wordml" xmlns:w16cex="http://schemas.microsoft.com/office/word/2018/wordml/cex" xmlns:w16cid="http://schemas.microsoft.com/office/word/2016/wordml/cid" xmlns:w16="http://schemas.microsoft.com/office/word/2018/wordml" xmlns:w16sdtdh="http://schemas.microsoft.com/office/word/2020/wordml/sdtdatahash" xmlns:w16se="http://schemas.microsoft.com/office/word/2015/wordml/symex" xmlns:wpg="http://schemas.microsoft.com/office/word/2010/wordprocessingGroup" xmlns:wpi="http://schemas.microsoft.com/office/word/2010/wordprocessingInk" xmlns:wne="http://schemas.microsoft.com/office/word/2006/wordml" xmlns:wps="http://schemas.microsoft.com/office/word/2010/wordprocessingShape" mc:Ignorable="w14 w15 w16se w16cid w16 w16cex w16sdtdh wp14">
   <w:endnote w:type="separator" w:id="-1">
     <w:p>
       <w:pPr>
@@ -1142,7 +1784,7 @@
 </file>
 
 <file path=word/footer1.xml><?xml version="1.0" encoding="utf-8"?>
-<w:ftr xmlns:wpc="http://schemas.microsoft.com/office/word/2010/wordprocessingCanvas" xmlns:cx="http://schemas.microsoft.com/office/drawing/2014/chartex" xmlns:cx1="http://schemas.microsoft.com/office/drawing/2015/9/8/chartex" xmlns:cx2="http://schemas.microsoft.com/office/drawing/2015/10/21/chartex" xmlns:cx3="http://schemas.microsoft.com/office/drawing/2016/5/9/chartex" xmlns:cx4="http://schemas.microsoft.com/office/drawing/2016/5/10/chartex" xmlns:cx5="http://schemas.microsoft.com/office/drawing/2016/5/11/chartex" xmlns:cx6="http://schemas.microsoft.com/office/drawing/2016/5/12/chartex" xmlns:cx7="http://schemas.microsoft.com/office/drawing/2016/5/13/chartex" xmlns:cx8="http://schemas.microsoft.com/office/drawing/2016/5/14/chartex" xmlns:mc="http://schemas.openxmlformats.org/markup-compatibility/2006" xmlns:aink="http://schemas.microsoft.com/office/drawing/2016/ink" xmlns:am3d="http://schemas.microsoft.com/office/drawing/2017/model3d" xmlns:o="urn:schemas-microsoft-com:office:office" xmlns:oel="http://schemas.microsoft.com/office/2019/extlst" xmlns:r="http://schemas.openxmlformats.org/officeDocument/2006/relationships" xmlns:m="http://schemas.openxmlformats.org/officeDocument/2006/math" xmlns:v="urn:schemas-microsoft-com:vml" xmlns:wp14="http://schemas.microsoft.com/office/word/2010/wordprocessingDrawing" xmlns:wp="http://schemas.openxmlformats.org/drawingml/2006/wordprocessingDrawing" xmlns:w10="urn:schemas-microsoft-com:office:word" xmlns:w="http://schemas.openxmlformats.org/wordprocessingml/2006/main" xmlns:w14="http://schemas.microsoft.com/office/word/2010/wordml" xmlns:w15="http://schemas.microsoft.com/office/word/2012/wordml" xmlns:w16cex="http://schemas.microsoft.com/office/word/2018/wordml/cex" xmlns:w16cid="http://schemas.microsoft.com/office/word/2016/wordml/cid" xmlns:w16="http://schemas.microsoft.com/office/word/2018/wordml" xmlns:w16du="http://schemas.microsoft.com/office/word/2023/wordml/word16du" xmlns:w16sdtdh="http://schemas.microsoft.com/office/word/2020/wordml/sdtdatahash" xmlns:w16sdtfl="http://schemas.microsoft.com/office/word/2024/wordml/sdtformatlock" xmlns:w16se="http://schemas.microsoft.com/office/word/2015/wordml/symex" xmlns:wpg="http://schemas.microsoft.com/office/word/2010/wordprocessingGroup" xmlns:wpi="http://schemas.microsoft.com/office/word/2010/wordprocessingInk" xmlns:wne="http://schemas.microsoft.com/office/word/2006/wordml" xmlns:wps="http://schemas.microsoft.com/office/word/2010/wordprocessingShape" mc:Ignorable="w14 w15 w16se w16cid w16 w16cex w16sdtdh w16sdtfl w16du wp14">
+<w:ftr xmlns:wpc="http://schemas.microsoft.com/office/word/2010/wordprocessingCanvas" xmlns:cx="http://schemas.microsoft.com/office/drawing/2014/chartex" xmlns:cx1="http://schemas.microsoft.com/office/drawing/2015/9/8/chartex" xmlns:cx2="http://schemas.microsoft.com/office/drawing/2015/10/21/chartex" xmlns:cx3="http://schemas.microsoft.com/office/drawing/2016/5/9/chartex" xmlns:cx4="http://schemas.microsoft.com/office/drawing/2016/5/10/chartex" xmlns:cx5="http://schemas.microsoft.com/office/drawing/2016/5/11/chartex" xmlns:cx6="http://schemas.microsoft.com/office/drawing/2016/5/12/chartex" xmlns:cx7="http://schemas.microsoft.com/office/drawing/2016/5/13/chartex" xmlns:cx8="http://schemas.microsoft.com/office/drawing/2016/5/14/chartex" xmlns:mc="http://schemas.openxmlformats.org/markup-compatibility/2006" xmlns:aink="http://schemas.microsoft.com/office/drawing/2016/ink" xmlns:am3d="http://schemas.microsoft.com/office/drawing/2017/model3d" xmlns:o="urn:schemas-microsoft-com:office:office" xmlns:r="http://schemas.openxmlformats.org/officeDocument/2006/relationships" xmlns:m="http://schemas.openxmlformats.org/officeDocument/2006/math" xmlns:v="urn:schemas-microsoft-com:vml" xmlns:wp14="http://schemas.microsoft.com/office/word/2010/wordprocessingDrawing" xmlns:wp="http://schemas.openxmlformats.org/drawingml/2006/wordprocessingDrawing" xmlns:w10="urn:schemas-microsoft-com:office:word" xmlns:w="http://schemas.openxmlformats.org/wordprocessingml/2006/main" xmlns:w14="http://schemas.microsoft.com/office/word/2010/wordml" xmlns:w15="http://schemas.microsoft.com/office/word/2012/wordml" xmlns:w16cex="http://schemas.microsoft.com/office/word/2018/wordml/cex" xmlns:w16cid="http://schemas.microsoft.com/office/word/2016/wordml/cid" xmlns:w16="http://schemas.microsoft.com/office/word/2018/wordml" xmlns:w16sdtdh="http://schemas.microsoft.com/office/word/2020/wordml/sdtdatahash" xmlns:w16se="http://schemas.microsoft.com/office/word/2015/wordml/symex" xmlns:wpg="http://schemas.microsoft.com/office/word/2010/wordprocessingGroup" xmlns:wpi="http://schemas.microsoft.com/office/word/2010/wordprocessingInk" xmlns:wne="http://schemas.microsoft.com/office/word/2006/wordml" xmlns:wps="http://schemas.microsoft.com/office/word/2010/wordprocessingShape" mc:Ignorable="w14 w15 w16se w16cid w16 w16cex w16sdtdh wp14">
   <w:p>
     <w:pPr>
       <w:pStyle w:val="Piedepgina"/>
@@ -1152,7 +1794,7 @@
 </file>
 
 <file path=word/footer2.xml><?xml version="1.0" encoding="utf-8"?>
-<w:ftr xmlns:wpc="http://schemas.microsoft.com/office/word/2010/wordprocessingCanvas" xmlns:cx="http://schemas.microsoft.com/office/drawing/2014/chartex" xmlns:cx1="http://schemas.microsoft.com/office/drawing/2015/9/8/chartex" xmlns:cx2="http://schemas.microsoft.com/office/drawing/2015/10/21/chartex" xmlns:cx3="http://schemas.microsoft.com/office/drawing/2016/5/9/chartex" xmlns:cx4="http://schemas.microsoft.com/office/drawing/2016/5/10/chartex" xmlns:cx5="http://schemas.microsoft.com/office/drawing/2016/5/11/chartex" xmlns:cx6="http://schemas.microsoft.com/office/drawing/2016/5/12/chartex" xmlns:cx7="http://schemas.microsoft.com/office/drawing/2016/5/13/chartex" xmlns:cx8="http://schemas.microsoft.com/office/drawing/2016/5/14/chartex" xmlns:mc="http://schemas.openxmlformats.org/markup-compatibility/2006" xmlns:aink="http://schemas.microsoft.com/office/drawing/2016/ink" xmlns:am3d="http://schemas.microsoft.com/office/drawing/2017/model3d" xmlns:o="urn:schemas-microsoft-com:office:office" xmlns:oel="http://schemas.microsoft.com/office/2019/extlst" xmlns:r="http://schemas.openxmlformats.org/officeDocument/2006/relationships" xmlns:m="http://schemas.openxmlformats.org/officeDocument/2006/math" xmlns:v="urn:schemas-microsoft-com:vml" xmlns:wp14="http://schemas.microsoft.com/office/word/2010/wordprocessingDrawing" xmlns:wp="http://schemas.openxmlformats.org/drawingml/2006/wordprocessingDrawing" xmlns:w10="urn:schemas-microsoft-com:office:word" xmlns:w="http://schemas.openxmlformats.org/wordprocessingml/2006/main" xmlns:w14="http://schemas.microsoft.com/office/word/2010/wordml" xmlns:w15="http://schemas.microsoft.com/office/word/2012/wordml" xmlns:w16cex="http://schemas.microsoft.com/office/word/2018/wordml/cex" xmlns:w16cid="http://schemas.microsoft.com/office/word/2016/wordml/cid" xmlns:w16="http://schemas.microsoft.com/office/word/2018/wordml" xmlns:w16du="http://schemas.microsoft.com/office/word/2023/wordml/word16du" xmlns:w16sdtdh="http://schemas.microsoft.com/office/word/2020/wordml/sdtdatahash" xmlns:w16sdtfl="http://schemas.microsoft.com/office/word/2024/wordml/sdtformatlock" xmlns:w16se="http://schemas.microsoft.com/office/word/2015/wordml/symex" xmlns:wpg="http://schemas.microsoft.com/office/word/2010/wordprocessingGroup" xmlns:wpi="http://schemas.microsoft.com/office/word/2010/wordprocessingInk" xmlns:wne="http://schemas.microsoft.com/office/word/2006/wordml" xmlns:wps="http://schemas.microsoft.com/office/word/2010/wordprocessingShape" mc:Ignorable="w14 w15 w16se w16cid w16 w16cex w16sdtdh w16sdtfl w16du wp14">
+<w:ftr xmlns:wpc="http://schemas.microsoft.com/office/word/2010/wordprocessingCanvas" xmlns:cx="http://schemas.microsoft.com/office/drawing/2014/chartex" xmlns:cx1="http://schemas.microsoft.com/office/drawing/2015/9/8/chartex" xmlns:cx2="http://schemas.microsoft.com/office/drawing/2015/10/21/chartex" xmlns:cx3="http://schemas.microsoft.com/office/drawing/2016/5/9/chartex" xmlns:cx4="http://schemas.microsoft.com/office/drawing/2016/5/10/chartex" xmlns:cx5="http://schemas.microsoft.com/office/drawing/2016/5/11/chartex" xmlns:cx6="http://schemas.microsoft.com/office/drawing/2016/5/12/chartex" xmlns:cx7="http://schemas.microsoft.com/office/drawing/2016/5/13/chartex" xmlns:cx8="http://schemas.microsoft.com/office/drawing/2016/5/14/chartex" xmlns:mc="http://schemas.openxmlformats.org/markup-compatibility/2006" xmlns:aink="http://schemas.microsoft.com/office/drawing/2016/ink" xmlns:am3d="http://schemas.microsoft.com/office/drawing/2017/model3d" xmlns:o="urn:schemas-microsoft-com:office:office" xmlns:r="http://schemas.openxmlformats.org/officeDocument/2006/relationships" xmlns:m="http://schemas.openxmlformats.org/officeDocument/2006/math" xmlns:v="urn:schemas-microsoft-com:vml" xmlns:wp14="http://schemas.microsoft.com/office/word/2010/wordprocessingDrawing" xmlns:wp="http://schemas.openxmlformats.org/drawingml/2006/wordprocessingDrawing" xmlns:w10="urn:schemas-microsoft-com:office:word" xmlns:w="http://schemas.openxmlformats.org/wordprocessingml/2006/main" xmlns:w14="http://schemas.microsoft.com/office/word/2010/wordml" xmlns:w15="http://schemas.microsoft.com/office/word/2012/wordml" xmlns:w16cex="http://schemas.microsoft.com/office/word/2018/wordml/cex" xmlns:w16cid="http://schemas.microsoft.com/office/word/2016/wordml/cid" xmlns:w16="http://schemas.microsoft.com/office/word/2018/wordml" xmlns:w16sdtdh="http://schemas.microsoft.com/office/word/2020/wordml/sdtdatahash" xmlns:w16se="http://schemas.microsoft.com/office/word/2015/wordml/symex" xmlns:wpg="http://schemas.microsoft.com/office/word/2010/wordprocessingGroup" xmlns:wpi="http://schemas.microsoft.com/office/word/2010/wordprocessingInk" xmlns:wne="http://schemas.microsoft.com/office/word/2006/wordml" xmlns:wps="http://schemas.microsoft.com/office/word/2010/wordprocessingShape" mc:Ignorable="w14 w15 w16se w16cid w16 w16cex w16sdtdh wp14">
   <w:tbl>
     <w:tblPr>
       <w:tblW w:w="5000" w:type="pct"/>
@@ -1193,6 +1835,7 @@
             <w:dataBinding w:prefixMappings="xmlns:ns0='http://purl.org/dc/elements/1.1/' xmlns:ns1='http://schemas.openxmlformats.org/package/2006/metadata/core-properties' " w:xpath="/ns1:coreProperties[1]/ns0:creator[1]" w:storeItemID="{6C3C8BC8-F283-45AE-878A-BAB7291924A1}"/>
             <w:text/>
           </w:sdtPr>
+          <w:sdtEndPr/>
           <w:sdtContent>
             <w:p>
               <w:pPr>
@@ -1272,7 +1915,7 @@
 </file>
 
 <file path=word/footer3.xml><?xml version="1.0" encoding="utf-8"?>
-<w:ftr xmlns:wpc="http://schemas.microsoft.com/office/word/2010/wordprocessingCanvas" xmlns:cx="http://schemas.microsoft.com/office/drawing/2014/chartex" xmlns:cx1="http://schemas.microsoft.com/office/drawing/2015/9/8/chartex" xmlns:cx2="http://schemas.microsoft.com/office/drawing/2015/10/21/chartex" xmlns:cx3="http://schemas.microsoft.com/office/drawing/2016/5/9/chartex" xmlns:cx4="http://schemas.microsoft.com/office/drawing/2016/5/10/chartex" xmlns:cx5="http://schemas.microsoft.com/office/drawing/2016/5/11/chartex" xmlns:cx6="http://schemas.microsoft.com/office/drawing/2016/5/12/chartex" xmlns:cx7="http://schemas.microsoft.com/office/drawing/2016/5/13/chartex" xmlns:cx8="http://schemas.microsoft.com/office/drawing/2016/5/14/chartex" xmlns:mc="http://schemas.openxmlformats.org/markup-compatibility/2006" xmlns:aink="http://schemas.microsoft.com/office/drawing/2016/ink" xmlns:am3d="http://schemas.microsoft.com/office/drawing/2017/model3d" xmlns:o="urn:schemas-microsoft-com:office:office" xmlns:oel="http://schemas.microsoft.com/office/2019/extlst" xmlns:r="http://schemas.openxmlformats.org/officeDocument/2006/relationships" xmlns:m="http://schemas.openxmlformats.org/officeDocument/2006/math" xmlns:v="urn:schemas-microsoft-com:vml" xmlns:wp14="http://schemas.microsoft.com/office/word/2010/wordprocessingDrawing" xmlns:wp="http://schemas.openxmlformats.org/drawingml/2006/wordprocessingDrawing" xmlns:w10="urn:schemas-microsoft-com:office:word" xmlns:w="http://schemas.openxmlformats.org/wordprocessingml/2006/main" xmlns:w14="http://schemas.microsoft.com/office/word/2010/wordml" xmlns:w15="http://schemas.microsoft.com/office/word/2012/wordml" xmlns:w16cex="http://schemas.microsoft.com/office/word/2018/wordml/cex" xmlns:w16cid="http://schemas.microsoft.com/office/word/2016/wordml/cid" xmlns:w16="http://schemas.microsoft.com/office/word/2018/wordml" xmlns:w16du="http://schemas.microsoft.com/office/word/2023/wordml/word16du" xmlns:w16sdtdh="http://schemas.microsoft.com/office/word/2020/wordml/sdtdatahash" xmlns:w16sdtfl="http://schemas.microsoft.com/office/word/2024/wordml/sdtformatlock" xmlns:w16se="http://schemas.microsoft.com/office/word/2015/wordml/symex" xmlns:wpg="http://schemas.microsoft.com/office/word/2010/wordprocessingGroup" xmlns:wpi="http://schemas.microsoft.com/office/word/2010/wordprocessingInk" xmlns:wne="http://schemas.microsoft.com/office/word/2006/wordml" xmlns:wps="http://schemas.microsoft.com/office/word/2010/wordprocessingShape" mc:Ignorable="w14 w15 w16se w16cid w16 w16cex w16sdtdh w16sdtfl w16du wp14">
+<w:ftr xmlns:wpc="http://schemas.microsoft.com/office/word/2010/wordprocessingCanvas" xmlns:cx="http://schemas.microsoft.com/office/drawing/2014/chartex" xmlns:cx1="http://schemas.microsoft.com/office/drawing/2015/9/8/chartex" xmlns:cx2="http://schemas.microsoft.com/office/drawing/2015/10/21/chartex" xmlns:cx3="http://schemas.microsoft.com/office/drawing/2016/5/9/chartex" xmlns:cx4="http://schemas.microsoft.com/office/drawing/2016/5/10/chartex" xmlns:cx5="http://schemas.microsoft.com/office/drawing/2016/5/11/chartex" xmlns:cx6="http://schemas.microsoft.com/office/drawing/2016/5/12/chartex" xmlns:cx7="http://schemas.microsoft.com/office/drawing/2016/5/13/chartex" xmlns:cx8="http://schemas.microsoft.com/office/drawing/2016/5/14/chartex" xmlns:mc="http://schemas.openxmlformats.org/markup-compatibility/2006" xmlns:aink="http://schemas.microsoft.com/office/drawing/2016/ink" xmlns:am3d="http://schemas.microsoft.com/office/drawing/2017/model3d" xmlns:o="urn:schemas-microsoft-com:office:office" xmlns:r="http://schemas.openxmlformats.org/officeDocument/2006/relationships" xmlns:m="http://schemas.openxmlformats.org/officeDocument/2006/math" xmlns:v="urn:schemas-microsoft-com:vml" xmlns:wp14="http://schemas.microsoft.com/office/word/2010/wordprocessingDrawing" xmlns:wp="http://schemas.openxmlformats.org/drawingml/2006/wordprocessingDrawing" xmlns:w10="urn:schemas-microsoft-com:office:word" xmlns:w="http://schemas.openxmlformats.org/wordprocessingml/2006/main" xmlns:w14="http://schemas.microsoft.com/office/word/2010/wordml" xmlns:w15="http://schemas.microsoft.com/office/word/2012/wordml" xmlns:w16cex="http://schemas.microsoft.com/office/word/2018/wordml/cex" xmlns:w16cid="http://schemas.microsoft.com/office/word/2016/wordml/cid" xmlns:w16="http://schemas.microsoft.com/office/word/2018/wordml" xmlns:w16sdtdh="http://schemas.microsoft.com/office/word/2020/wordml/sdtdatahash" xmlns:w16se="http://schemas.microsoft.com/office/word/2015/wordml/symex" xmlns:wpg="http://schemas.microsoft.com/office/word/2010/wordprocessingGroup" xmlns:wpi="http://schemas.microsoft.com/office/word/2010/wordprocessingInk" xmlns:wne="http://schemas.microsoft.com/office/word/2006/wordml" xmlns:wps="http://schemas.microsoft.com/office/word/2010/wordprocessingShape" mc:Ignorable="w14 w15 w16se w16cid w16 w16cex w16sdtdh wp14">
   <w:p>
     <w:pPr>
       <w:pStyle w:val="Piedepgina"/>
@@ -1282,7 +1925,7 @@
 </file>
 
 <file path=word/footnotes.xml><?xml version="1.0" encoding="utf-8"?>
-<w:footnotes xmlns:wpc="http://schemas.microsoft.com/office/word/2010/wordprocessingCanvas" xmlns:cx="http://schemas.microsoft.com/office/drawing/2014/chartex" xmlns:cx1="http://schemas.microsoft.com/office/drawing/2015/9/8/chartex" xmlns:cx2="http://schemas.microsoft.com/office/drawing/2015/10/21/chartex" xmlns:cx3="http://schemas.microsoft.com/office/drawing/2016/5/9/chartex" xmlns:cx4="http://schemas.microsoft.com/office/drawing/2016/5/10/chartex" xmlns:cx5="http://schemas.microsoft.com/office/drawing/2016/5/11/chartex" xmlns:cx6="http://schemas.microsoft.com/office/drawing/2016/5/12/chartex" xmlns:cx7="http://schemas.microsoft.com/office/drawing/2016/5/13/chartex" xmlns:cx8="http://schemas.microsoft.com/office/drawing/2016/5/14/chartex" xmlns:mc="http://schemas.openxmlformats.org/markup-compatibility/2006" xmlns:aink="http://schemas.microsoft.com/office/drawing/2016/ink" xmlns:am3d="http://schemas.microsoft.com/office/drawing/2017/model3d" xmlns:o="urn:schemas-microsoft-com:office:office" xmlns:oel="http://schemas.microsoft.com/office/2019/extlst" xmlns:r="http://schemas.openxmlformats.org/officeDocument/2006/relationships" xmlns:m="http://schemas.openxmlformats.org/officeDocument/2006/math" xmlns:v="urn:schemas-microsoft-com:vml" xmlns:wp14="http://schemas.microsoft.com/office/word/2010/wordprocessingDrawing" xmlns:wp="http://schemas.openxmlformats.org/drawingml/2006/wordprocessingDrawing" xmlns:w10="urn:schemas-microsoft-com:office:word" xmlns:w="http://schemas.openxmlformats.org/wordprocessingml/2006/main" xmlns:w14="http://schemas.microsoft.com/office/word/2010/wordml" xmlns:w15="http://schemas.microsoft.com/office/word/2012/wordml" xmlns:w16cex="http://schemas.microsoft.com/office/word/2018/wordml/cex" xmlns:w16cid="http://schemas.microsoft.com/office/word/2016/wordml/cid" xmlns:w16="http://schemas.microsoft.com/office/word/2018/wordml" xmlns:w16du="http://schemas.microsoft.com/office/word/2023/wordml/word16du" xmlns:w16sdtdh="http://schemas.microsoft.com/office/word/2020/wordml/sdtdatahash" xmlns:w16sdtfl="http://schemas.microsoft.com/office/word/2024/wordml/sdtformatlock" xmlns:w16se="http://schemas.microsoft.com/office/word/2015/wordml/symex" xmlns:wpg="http://schemas.microsoft.com/office/word/2010/wordprocessingGroup" xmlns:wpi="http://schemas.microsoft.com/office/word/2010/wordprocessingInk" xmlns:wne="http://schemas.microsoft.com/office/word/2006/wordml" xmlns:wps="http://schemas.microsoft.com/office/word/2010/wordprocessingShape" mc:Ignorable="w14 w15 w16se w16cid w16 w16cex w16sdtdh w16sdtfl w16du wp14">
+<w:footnotes xmlns:wpc="http://schemas.microsoft.com/office/word/2010/wordprocessingCanvas" xmlns:cx="http://schemas.microsoft.com/office/drawing/2014/chartex" xmlns:cx1="http://schemas.microsoft.com/office/drawing/2015/9/8/chartex" xmlns:cx2="http://schemas.microsoft.com/office/drawing/2015/10/21/chartex" xmlns:cx3="http://schemas.microsoft.com/office/drawing/2016/5/9/chartex" xmlns:cx4="http://schemas.microsoft.com/office/drawing/2016/5/10/chartex" xmlns:cx5="http://schemas.microsoft.com/office/drawing/2016/5/11/chartex" xmlns:cx6="http://schemas.microsoft.com/office/drawing/2016/5/12/chartex" xmlns:cx7="http://schemas.microsoft.com/office/drawing/2016/5/13/chartex" xmlns:cx8="http://schemas.microsoft.com/office/drawing/2016/5/14/chartex" xmlns:mc="http://schemas.openxmlformats.org/markup-compatibility/2006" xmlns:aink="http://schemas.microsoft.com/office/drawing/2016/ink" xmlns:am3d="http://schemas.microsoft.com/office/drawing/2017/model3d" xmlns:o="urn:schemas-microsoft-com:office:office" xmlns:r="http://schemas.openxmlformats.org/officeDocument/2006/relationships" xmlns:m="http://schemas.openxmlformats.org/officeDocument/2006/math" xmlns:v="urn:schemas-microsoft-com:vml" xmlns:wp14="http://schemas.microsoft.com/office/word/2010/wordprocessingDrawing" xmlns:wp="http://schemas.openxmlformats.org/drawingml/2006/wordprocessingDrawing" xmlns:w10="urn:schemas-microsoft-com:office:word" xmlns:w="http://schemas.openxmlformats.org/wordprocessingml/2006/main" xmlns:w14="http://schemas.microsoft.com/office/word/2010/wordml" xmlns:w15="http://schemas.microsoft.com/office/word/2012/wordml" xmlns:w16cex="http://schemas.microsoft.com/office/word/2018/wordml/cex" xmlns:w16cid="http://schemas.microsoft.com/office/word/2016/wordml/cid" xmlns:w16="http://schemas.microsoft.com/office/word/2018/wordml" xmlns:w16sdtdh="http://schemas.microsoft.com/office/word/2020/wordml/sdtdatahash" xmlns:w16se="http://schemas.microsoft.com/office/word/2015/wordml/symex" xmlns:wpg="http://schemas.microsoft.com/office/word/2010/wordprocessingGroup" xmlns:wpi="http://schemas.microsoft.com/office/word/2010/wordprocessingInk" xmlns:wne="http://schemas.microsoft.com/office/word/2006/wordml" xmlns:wps="http://schemas.microsoft.com/office/word/2010/wordprocessingShape" mc:Ignorable="w14 w15 w16se w16cid w16 w16cex w16sdtdh wp14">
   <w:footnote w:type="separator" w:id="-1">
     <w:p>
       <w:pPr>
@@ -1307,7 +1950,7 @@
 </file>
 
 <file path=word/header1.xml><?xml version="1.0" encoding="utf-8"?>
-<w:hdr xmlns:wpc="http://schemas.microsoft.com/office/word/2010/wordprocessingCanvas" xmlns:cx="http://schemas.microsoft.com/office/drawing/2014/chartex" xmlns:cx1="http://schemas.microsoft.com/office/drawing/2015/9/8/chartex" xmlns:cx2="http://schemas.microsoft.com/office/drawing/2015/10/21/chartex" xmlns:cx3="http://schemas.microsoft.com/office/drawing/2016/5/9/chartex" xmlns:cx4="http://schemas.microsoft.com/office/drawing/2016/5/10/chartex" xmlns:cx5="http://schemas.microsoft.com/office/drawing/2016/5/11/chartex" xmlns:cx6="http://schemas.microsoft.com/office/drawing/2016/5/12/chartex" xmlns:cx7="http://schemas.microsoft.com/office/drawing/2016/5/13/chartex" xmlns:cx8="http://schemas.microsoft.com/office/drawing/2016/5/14/chartex" xmlns:mc="http://schemas.openxmlformats.org/markup-compatibility/2006" xmlns:aink="http://schemas.microsoft.com/office/drawing/2016/ink" xmlns:am3d="http://schemas.microsoft.com/office/drawing/2017/model3d" xmlns:o="urn:schemas-microsoft-com:office:office" xmlns:oel="http://schemas.microsoft.com/office/2019/extlst" xmlns:r="http://schemas.openxmlformats.org/officeDocument/2006/relationships" xmlns:m="http://schemas.openxmlformats.org/officeDocument/2006/math" xmlns:v="urn:schemas-microsoft-com:vml" xmlns:wp14="http://schemas.microsoft.com/office/word/2010/wordprocessingDrawing" xmlns:wp="http://schemas.openxmlformats.org/drawingml/2006/wordprocessingDrawing" xmlns:w10="urn:schemas-microsoft-com:office:word" xmlns:w="http://schemas.openxmlformats.org/wordprocessingml/2006/main" xmlns:w14="http://schemas.microsoft.com/office/word/2010/wordml" xmlns:w15="http://schemas.microsoft.com/office/word/2012/wordml" xmlns:w16cex="http://schemas.microsoft.com/office/word/2018/wordml/cex" xmlns:w16cid="http://schemas.microsoft.com/office/word/2016/wordml/cid" xmlns:w16="http://schemas.microsoft.com/office/word/2018/wordml" xmlns:w16du="http://schemas.microsoft.com/office/word/2023/wordml/word16du" xmlns:w16sdtdh="http://schemas.microsoft.com/office/word/2020/wordml/sdtdatahash" xmlns:w16sdtfl="http://schemas.microsoft.com/office/word/2024/wordml/sdtformatlock" xmlns:w16se="http://schemas.microsoft.com/office/word/2015/wordml/symex" xmlns:wpg="http://schemas.microsoft.com/office/word/2010/wordprocessingGroup" xmlns:wpi="http://schemas.microsoft.com/office/word/2010/wordprocessingInk" xmlns:wne="http://schemas.microsoft.com/office/word/2006/wordml" xmlns:wps="http://schemas.microsoft.com/office/word/2010/wordprocessingShape" mc:Ignorable="w14 w15 w16se w16cid w16 w16cex w16sdtdh w16sdtfl w16du wp14">
+<w:hdr xmlns:wpc="http://schemas.microsoft.com/office/word/2010/wordprocessingCanvas" xmlns:cx="http://schemas.microsoft.com/office/drawing/2014/chartex" xmlns:cx1="http://schemas.microsoft.com/office/drawing/2015/9/8/chartex" xmlns:cx2="http://schemas.microsoft.com/office/drawing/2015/10/21/chartex" xmlns:cx3="http://schemas.microsoft.com/office/drawing/2016/5/9/chartex" xmlns:cx4="http://schemas.microsoft.com/office/drawing/2016/5/10/chartex" xmlns:cx5="http://schemas.microsoft.com/office/drawing/2016/5/11/chartex" xmlns:cx6="http://schemas.microsoft.com/office/drawing/2016/5/12/chartex" xmlns:cx7="http://schemas.microsoft.com/office/drawing/2016/5/13/chartex" xmlns:cx8="http://schemas.microsoft.com/office/drawing/2016/5/14/chartex" xmlns:mc="http://schemas.openxmlformats.org/markup-compatibility/2006" xmlns:aink="http://schemas.microsoft.com/office/drawing/2016/ink" xmlns:am3d="http://schemas.microsoft.com/office/drawing/2017/model3d" xmlns:o="urn:schemas-microsoft-com:office:office" xmlns:r="http://schemas.openxmlformats.org/officeDocument/2006/relationships" xmlns:m="http://schemas.openxmlformats.org/officeDocument/2006/math" xmlns:v="urn:schemas-microsoft-com:vml" xmlns:wp14="http://schemas.microsoft.com/office/word/2010/wordprocessingDrawing" xmlns:wp="http://schemas.openxmlformats.org/drawingml/2006/wordprocessingDrawing" xmlns:w10="urn:schemas-microsoft-com:office:word" xmlns:w="http://schemas.openxmlformats.org/wordprocessingml/2006/main" xmlns:w14="http://schemas.microsoft.com/office/word/2010/wordml" xmlns:w15="http://schemas.microsoft.com/office/word/2012/wordml" xmlns:w16cex="http://schemas.microsoft.com/office/word/2018/wordml/cex" xmlns:w16cid="http://schemas.microsoft.com/office/word/2016/wordml/cid" xmlns:w16="http://schemas.microsoft.com/office/word/2018/wordml" xmlns:w16sdtdh="http://schemas.microsoft.com/office/word/2020/wordml/sdtdatahash" xmlns:w16se="http://schemas.microsoft.com/office/word/2015/wordml/symex" xmlns:wpg="http://schemas.microsoft.com/office/word/2010/wordprocessingGroup" xmlns:wpi="http://schemas.microsoft.com/office/word/2010/wordprocessingInk" xmlns:wne="http://schemas.microsoft.com/office/word/2006/wordml" xmlns:wps="http://schemas.microsoft.com/office/word/2010/wordprocessingShape" mc:Ignorable="w14 w15 w16se w16cid w16 w16cex w16sdtdh wp14">
   <w:p>
     <w:pPr>
       <w:pStyle w:val="Encabezado"/>
@@ -1317,7 +1960,7 @@
 </file>
 
 <file path=word/header2.xml><?xml version="1.0" encoding="utf-8"?>
-<w:hdr xmlns:wpc="http://schemas.microsoft.com/office/word/2010/wordprocessingCanvas" xmlns:cx="http://schemas.microsoft.com/office/drawing/2014/chartex" xmlns:cx1="http://schemas.microsoft.com/office/drawing/2015/9/8/chartex" xmlns:cx2="http://schemas.microsoft.com/office/drawing/2015/10/21/chartex" xmlns:cx3="http://schemas.microsoft.com/office/drawing/2016/5/9/chartex" xmlns:cx4="http://schemas.microsoft.com/office/drawing/2016/5/10/chartex" xmlns:cx5="http://schemas.microsoft.com/office/drawing/2016/5/11/chartex" xmlns:cx6="http://schemas.microsoft.com/office/drawing/2016/5/12/chartex" xmlns:cx7="http://schemas.microsoft.com/office/drawing/2016/5/13/chartex" xmlns:cx8="http://schemas.microsoft.com/office/drawing/2016/5/14/chartex" xmlns:mc="http://schemas.openxmlformats.org/markup-compatibility/2006" xmlns:aink="http://schemas.microsoft.com/office/drawing/2016/ink" xmlns:am3d="http://schemas.microsoft.com/office/drawing/2017/model3d" xmlns:o="urn:schemas-microsoft-com:office:office" xmlns:oel="http://schemas.microsoft.com/office/2019/extlst" xmlns:r="http://schemas.openxmlformats.org/officeDocument/2006/relationships" xmlns:m="http://schemas.openxmlformats.org/officeDocument/2006/math" xmlns:v="urn:schemas-microsoft-com:vml" xmlns:wp14="http://schemas.microsoft.com/office/word/2010/wordprocessingDrawing" xmlns:wp="http://schemas.openxmlformats.org/drawingml/2006/wordprocessingDrawing" xmlns:w10="urn:schemas-microsoft-com:office:word" xmlns:w="http://schemas.openxmlformats.org/wordprocessingml/2006/main" xmlns:w14="http://schemas.microsoft.com/office/word/2010/wordml" xmlns:w15="http://schemas.microsoft.com/office/word/2012/wordml" xmlns:w16cex="http://schemas.microsoft.com/office/word/2018/wordml/cex" xmlns:w16cid="http://schemas.microsoft.com/office/word/2016/wordml/cid" xmlns:w16="http://schemas.microsoft.com/office/word/2018/wordml" xmlns:w16du="http://schemas.microsoft.com/office/word/2023/wordml/word16du" xmlns:w16sdtdh="http://schemas.microsoft.com/office/word/2020/wordml/sdtdatahash" xmlns:w16sdtfl="http://schemas.microsoft.com/office/word/2024/wordml/sdtformatlock" xmlns:w16se="http://schemas.microsoft.com/office/word/2015/wordml/symex" xmlns:wpg="http://schemas.microsoft.com/office/word/2010/wordprocessingGroup" xmlns:wpi="http://schemas.microsoft.com/office/word/2010/wordprocessingInk" xmlns:wne="http://schemas.microsoft.com/office/word/2006/wordml" xmlns:wps="http://schemas.microsoft.com/office/word/2010/wordprocessingShape" mc:Ignorable="w14 w15 w16se w16cid w16 w16cex w16sdtdh w16sdtfl w16du wp14">
+<w:hdr xmlns:wpc="http://schemas.microsoft.com/office/word/2010/wordprocessingCanvas" xmlns:cx="http://schemas.microsoft.com/office/drawing/2014/chartex" xmlns:cx1="http://schemas.microsoft.com/office/drawing/2015/9/8/chartex" xmlns:cx2="http://schemas.microsoft.com/office/drawing/2015/10/21/chartex" xmlns:cx3="http://schemas.microsoft.com/office/drawing/2016/5/9/chartex" xmlns:cx4="http://schemas.microsoft.com/office/drawing/2016/5/10/chartex" xmlns:cx5="http://schemas.microsoft.com/office/drawing/2016/5/11/chartex" xmlns:cx6="http://schemas.microsoft.com/office/drawing/2016/5/12/chartex" xmlns:cx7="http://schemas.microsoft.com/office/drawing/2016/5/13/chartex" xmlns:cx8="http://schemas.microsoft.com/office/drawing/2016/5/14/chartex" xmlns:mc="http://schemas.openxmlformats.org/markup-compatibility/2006" xmlns:aink="http://schemas.microsoft.com/office/drawing/2016/ink" xmlns:am3d="http://schemas.microsoft.com/office/drawing/2017/model3d" xmlns:o="urn:schemas-microsoft-com:office:office" xmlns:r="http://schemas.openxmlformats.org/officeDocument/2006/relationships" xmlns:m="http://schemas.openxmlformats.org/officeDocument/2006/math" xmlns:v="urn:schemas-microsoft-com:vml" xmlns:wp14="http://schemas.microsoft.com/office/word/2010/wordprocessingDrawing" xmlns:wp="http://schemas.openxmlformats.org/drawingml/2006/wordprocessingDrawing" xmlns:w10="urn:schemas-microsoft-com:office:word" xmlns:w="http://schemas.openxmlformats.org/wordprocessingml/2006/main" xmlns:w14="http://schemas.microsoft.com/office/word/2010/wordml" xmlns:w15="http://schemas.microsoft.com/office/word/2012/wordml" xmlns:w16cex="http://schemas.microsoft.com/office/word/2018/wordml/cex" xmlns:w16cid="http://schemas.microsoft.com/office/word/2016/wordml/cid" xmlns:w16="http://schemas.microsoft.com/office/word/2018/wordml" xmlns:w16sdtdh="http://schemas.microsoft.com/office/word/2020/wordml/sdtdatahash" xmlns:w16se="http://schemas.microsoft.com/office/word/2015/wordml/symex" xmlns:wpg="http://schemas.microsoft.com/office/word/2010/wordprocessingGroup" xmlns:wpi="http://schemas.microsoft.com/office/word/2010/wordprocessingInk" xmlns:wne="http://schemas.microsoft.com/office/word/2006/wordml" xmlns:wps="http://schemas.microsoft.com/office/word/2010/wordprocessingShape" mc:Ignorable="w14 w15 w16se w16cid w16 w16cex w16sdtdh wp14">
   <w:tbl>
     <w:tblPr>
       <w:tblW w:w="5000" w:type="pct"/>
@@ -1393,6 +2036,7 @@
               <w:dataBinding w:prefixMappings="xmlns:ns0='http://purl.org/dc/elements/1.1/' xmlns:ns1='http://schemas.openxmlformats.org/package/2006/metadata/core-properties' " w:xpath="/ns1:coreProperties[1]/ns0:title[1]" w:storeItemID="{6C3C8BC8-F283-45AE-878A-BAB7291924A1}"/>
               <w:text/>
             </w:sdtPr>
+            <w:sdtEndPr/>
             <w:sdtContent>
               <w:r>
                 <w:rPr>
@@ -1415,6 +2059,7 @@
         <w:docPartUnique/>
       </w:docPartObj>
     </w:sdtPr>
+    <w:sdtEndPr/>
     <w:sdtContent>
       <w:p>
         <w:pPr>
@@ -1460,7 +2105,7 @@
 </file>
 
 <file path=word/header3.xml><?xml version="1.0" encoding="utf-8"?>
-<w:hdr xmlns:wpc="http://schemas.microsoft.com/office/word/2010/wordprocessingCanvas" xmlns:cx="http://schemas.microsoft.com/office/drawing/2014/chartex" xmlns:cx1="http://schemas.microsoft.com/office/drawing/2015/9/8/chartex" xmlns:cx2="http://schemas.microsoft.com/office/drawing/2015/10/21/chartex" xmlns:cx3="http://schemas.microsoft.com/office/drawing/2016/5/9/chartex" xmlns:cx4="http://schemas.microsoft.com/office/drawing/2016/5/10/chartex" xmlns:cx5="http://schemas.microsoft.com/office/drawing/2016/5/11/chartex" xmlns:cx6="http://schemas.microsoft.com/office/drawing/2016/5/12/chartex" xmlns:cx7="http://schemas.microsoft.com/office/drawing/2016/5/13/chartex" xmlns:cx8="http://schemas.microsoft.com/office/drawing/2016/5/14/chartex" xmlns:mc="http://schemas.openxmlformats.org/markup-compatibility/2006" xmlns:aink="http://schemas.microsoft.com/office/drawing/2016/ink" xmlns:am3d="http://schemas.microsoft.com/office/drawing/2017/model3d" xmlns:o="urn:schemas-microsoft-com:office:office" xmlns:oel="http://schemas.microsoft.com/office/2019/extlst" xmlns:r="http://schemas.openxmlformats.org/officeDocument/2006/relationships" xmlns:m="http://schemas.openxmlformats.org/officeDocument/2006/math" xmlns:v="urn:schemas-microsoft-com:vml" xmlns:wp14="http://schemas.microsoft.com/office/word/2010/wordprocessingDrawing" xmlns:wp="http://schemas.openxmlformats.org/drawingml/2006/wordprocessingDrawing" xmlns:w10="urn:schemas-microsoft-com:office:word" xmlns:w="http://schemas.openxmlformats.org/wordprocessingml/2006/main" xmlns:w14="http://schemas.microsoft.com/office/word/2010/wordml" xmlns:w15="http://schemas.microsoft.com/office/word/2012/wordml" xmlns:w16cex="http://schemas.microsoft.com/office/word/2018/wordml/cex" xmlns:w16cid="http://schemas.microsoft.com/office/word/2016/wordml/cid" xmlns:w16="http://schemas.microsoft.com/office/word/2018/wordml" xmlns:w16du="http://schemas.microsoft.com/office/word/2023/wordml/word16du" xmlns:w16sdtdh="http://schemas.microsoft.com/office/word/2020/wordml/sdtdatahash" xmlns:w16sdtfl="http://schemas.microsoft.com/office/word/2024/wordml/sdtformatlock" xmlns:w16se="http://schemas.microsoft.com/office/word/2015/wordml/symex" xmlns:wpg="http://schemas.microsoft.com/office/word/2010/wordprocessingGroup" xmlns:wpi="http://schemas.microsoft.com/office/word/2010/wordprocessingInk" xmlns:wne="http://schemas.microsoft.com/office/word/2006/wordml" xmlns:wps="http://schemas.microsoft.com/office/word/2010/wordprocessingShape" mc:Ignorable="w14 w15 w16se w16cid w16 w16cex w16sdtdh w16sdtfl w16du wp14">
+<w:hdr xmlns:wpc="http://schemas.microsoft.com/office/word/2010/wordprocessingCanvas" xmlns:cx="http://schemas.microsoft.com/office/drawing/2014/chartex" xmlns:cx1="http://schemas.microsoft.com/office/drawing/2015/9/8/chartex" xmlns:cx2="http://schemas.microsoft.com/office/drawing/2015/10/21/chartex" xmlns:cx3="http://schemas.microsoft.com/office/drawing/2016/5/9/chartex" xmlns:cx4="http://schemas.microsoft.com/office/drawing/2016/5/10/chartex" xmlns:cx5="http://schemas.microsoft.com/office/drawing/2016/5/11/chartex" xmlns:cx6="http://schemas.microsoft.com/office/drawing/2016/5/12/chartex" xmlns:cx7="http://schemas.microsoft.com/office/drawing/2016/5/13/chartex" xmlns:cx8="http://schemas.microsoft.com/office/drawing/2016/5/14/chartex" xmlns:mc="http://schemas.openxmlformats.org/markup-compatibility/2006" xmlns:aink="http://schemas.microsoft.com/office/drawing/2016/ink" xmlns:am3d="http://schemas.microsoft.com/office/drawing/2017/model3d" xmlns:o="urn:schemas-microsoft-com:office:office" xmlns:r="http://schemas.openxmlformats.org/officeDocument/2006/relationships" xmlns:m="http://schemas.openxmlformats.org/officeDocument/2006/math" xmlns:v="urn:schemas-microsoft-com:vml" xmlns:wp14="http://schemas.microsoft.com/office/word/2010/wordprocessingDrawing" xmlns:wp="http://schemas.openxmlformats.org/drawingml/2006/wordprocessingDrawing" xmlns:w10="urn:schemas-microsoft-com:office:word" xmlns:w="http://schemas.openxmlformats.org/wordprocessingml/2006/main" xmlns:w14="http://schemas.microsoft.com/office/word/2010/wordml" xmlns:w15="http://schemas.microsoft.com/office/word/2012/wordml" xmlns:w16cex="http://schemas.microsoft.com/office/word/2018/wordml/cex" xmlns:w16cid="http://schemas.microsoft.com/office/word/2016/wordml/cid" xmlns:w16="http://schemas.microsoft.com/office/word/2018/wordml" xmlns:w16sdtdh="http://schemas.microsoft.com/office/word/2020/wordml/sdtdatahash" xmlns:w16se="http://schemas.microsoft.com/office/word/2015/wordml/symex" xmlns:wpg="http://schemas.microsoft.com/office/word/2010/wordprocessingGroup" xmlns:wpi="http://schemas.microsoft.com/office/word/2010/wordprocessingInk" xmlns:wne="http://schemas.microsoft.com/office/word/2006/wordml" xmlns:wps="http://schemas.microsoft.com/office/word/2010/wordprocessingShape" mc:Ignorable="w14 w15 w16se w16cid w16 w16cex w16sdtdh wp14">
   <w:p>
     <w:pPr>
       <w:pStyle w:val="Encabezado"/>
@@ -1470,7 +2115,7 @@
 </file>
 
 <file path=word/numbering.xml><?xml version="1.0" encoding="utf-8"?>
-<w:numbering xmlns:wpc="http://schemas.microsoft.com/office/word/2010/wordprocessingCanvas" xmlns:cx="http://schemas.microsoft.com/office/drawing/2014/chartex" xmlns:cx1="http://schemas.microsoft.com/office/drawing/2015/9/8/chartex" xmlns:cx2="http://schemas.microsoft.com/office/drawing/2015/10/21/chartex" xmlns:cx3="http://schemas.microsoft.com/office/drawing/2016/5/9/chartex" xmlns:cx4="http://schemas.microsoft.com/office/drawing/2016/5/10/chartex" xmlns:cx5="http://schemas.microsoft.com/office/drawing/2016/5/11/chartex" xmlns:cx6="http://schemas.microsoft.com/office/drawing/2016/5/12/chartex" xmlns:cx7="http://schemas.microsoft.com/office/drawing/2016/5/13/chartex" xmlns:cx8="http://schemas.microsoft.com/office/drawing/2016/5/14/chartex" xmlns:mc="http://schemas.openxmlformats.org/markup-compatibility/2006" xmlns:aink="http://schemas.microsoft.com/office/drawing/2016/ink" xmlns:am3d="http://schemas.microsoft.com/office/drawing/2017/model3d" xmlns:o="urn:schemas-microsoft-com:office:office" xmlns:oel="http://schemas.microsoft.com/office/2019/extlst" xmlns:r="http://schemas.openxmlformats.org/officeDocument/2006/relationships" xmlns:m="http://schemas.openxmlformats.org/officeDocument/2006/math" xmlns:v="urn:schemas-microsoft-com:vml" xmlns:wp14="http://schemas.microsoft.com/office/word/2010/wordprocessingDrawing" xmlns:wp="http://schemas.openxmlformats.org/drawingml/2006/wordprocessingDrawing" xmlns:w10="urn:schemas-microsoft-com:office:word" xmlns:w="http://schemas.openxmlformats.org/wordprocessingml/2006/main" xmlns:w14="http://schemas.microsoft.com/office/word/2010/wordml" xmlns:w15="http://schemas.microsoft.com/office/word/2012/wordml" xmlns:w16cex="http://schemas.microsoft.com/office/word/2018/wordml/cex" xmlns:w16cid="http://schemas.microsoft.com/office/word/2016/wordml/cid" xmlns:w16="http://schemas.microsoft.com/office/word/2018/wordml" xmlns:w16du="http://schemas.microsoft.com/office/word/2023/wordml/word16du" xmlns:w16sdtdh="http://schemas.microsoft.com/office/word/2020/wordml/sdtdatahash" xmlns:w16sdtfl="http://schemas.microsoft.com/office/word/2024/wordml/sdtformatlock" xmlns:w16se="http://schemas.microsoft.com/office/word/2015/wordml/symex" xmlns:wpg="http://schemas.microsoft.com/office/word/2010/wordprocessingGroup" xmlns:wpi="http://schemas.microsoft.com/office/word/2010/wordprocessingInk" xmlns:wne="http://schemas.microsoft.com/office/word/2006/wordml" xmlns:wps="http://schemas.microsoft.com/office/word/2010/wordprocessingShape" mc:Ignorable="w14 w15 w16se w16cid w16 w16cex w16sdtdh w16sdtfl w16du wp14">
+<w:numbering xmlns:wpc="http://schemas.microsoft.com/office/word/2010/wordprocessingCanvas" xmlns:cx="http://schemas.microsoft.com/office/drawing/2014/chartex" xmlns:cx1="http://schemas.microsoft.com/office/drawing/2015/9/8/chartex" xmlns:cx2="http://schemas.microsoft.com/office/drawing/2015/10/21/chartex" xmlns:cx3="http://schemas.microsoft.com/office/drawing/2016/5/9/chartex" xmlns:cx4="http://schemas.microsoft.com/office/drawing/2016/5/10/chartex" xmlns:cx5="http://schemas.microsoft.com/office/drawing/2016/5/11/chartex" xmlns:cx6="http://schemas.microsoft.com/office/drawing/2016/5/12/chartex" xmlns:cx7="http://schemas.microsoft.com/office/drawing/2016/5/13/chartex" xmlns:cx8="http://schemas.microsoft.com/office/drawing/2016/5/14/chartex" xmlns:mc="http://schemas.openxmlformats.org/markup-compatibility/2006" xmlns:aink="http://schemas.microsoft.com/office/drawing/2016/ink" xmlns:am3d="http://schemas.microsoft.com/office/drawing/2017/model3d" xmlns:o="urn:schemas-microsoft-com:office:office" xmlns:r="http://schemas.openxmlformats.org/officeDocument/2006/relationships" xmlns:m="http://schemas.openxmlformats.org/officeDocument/2006/math" xmlns:v="urn:schemas-microsoft-com:vml" xmlns:wp14="http://schemas.microsoft.com/office/word/2010/wordprocessingDrawing" xmlns:wp="http://schemas.openxmlformats.org/drawingml/2006/wordprocessingDrawing" xmlns:w10="urn:schemas-microsoft-com:office:word" xmlns:w="http://schemas.openxmlformats.org/wordprocessingml/2006/main" xmlns:w14="http://schemas.microsoft.com/office/word/2010/wordml" xmlns:w15="http://schemas.microsoft.com/office/word/2012/wordml" xmlns:w16cex="http://schemas.microsoft.com/office/word/2018/wordml/cex" xmlns:w16cid="http://schemas.microsoft.com/office/word/2016/wordml/cid" xmlns:w16="http://schemas.microsoft.com/office/word/2018/wordml" xmlns:w16sdtdh="http://schemas.microsoft.com/office/word/2020/wordml/sdtdatahash" xmlns:w16se="http://schemas.microsoft.com/office/word/2015/wordml/symex" xmlns:wpg="http://schemas.microsoft.com/office/word/2010/wordprocessingGroup" xmlns:wpi="http://schemas.microsoft.com/office/word/2010/wordprocessingInk" xmlns:wne="http://schemas.microsoft.com/office/word/2006/wordml" xmlns:wps="http://schemas.microsoft.com/office/word/2010/wordprocessingShape" mc:Ignorable="w14 w15 w16se w16cid w16 w16cex w16sdtdh wp14">
   <w:abstractNum w:abstractNumId="0" w15:restartNumberingAfterBreak="0">
     <w:nsid w:val="16613B63"/>
     <w:multiLevelType w:val="multilevel"/>
@@ -1621,6 +2266,119 @@
     </w:lvl>
   </w:abstractNum>
   <w:abstractNum w:abstractNumId="1" w15:restartNumberingAfterBreak="0">
+    <w:nsid w:val="19E061EB"/>
+    <w:multiLevelType w:val="hybridMultilevel"/>
+    <w:tmpl w:val="9CFAA184"/>
+    <w:lvl w:ilvl="0" w:tplc="080A0001">
+      <w:start w:val="1"/>
+      <w:numFmt w:val="bullet"/>
+      <w:lvlText w:val=""/>
+      <w:lvlJc w:val="left"/>
+      <w:pPr>
+        <w:ind w:left="720" w:hanging="360"/>
+      </w:pPr>
+      <w:rPr>
+        <w:rFonts w:ascii="Symbol" w:hAnsi="Symbol" w:hint="default"/>
+      </w:rPr>
+    </w:lvl>
+    <w:lvl w:ilvl="1" w:tplc="080A0003" w:tentative="1">
+      <w:start w:val="1"/>
+      <w:numFmt w:val="bullet"/>
+      <w:lvlText w:val="o"/>
+      <w:lvlJc w:val="left"/>
+      <w:pPr>
+        <w:ind w:left="1440" w:hanging="360"/>
+      </w:pPr>
+      <w:rPr>
+        <w:rFonts w:ascii="Courier New" w:hAnsi="Courier New" w:cs="Courier New" w:hint="default"/>
+      </w:rPr>
+    </w:lvl>
+    <w:lvl w:ilvl="2" w:tplc="080A0005" w:tentative="1">
+      <w:start w:val="1"/>
+      <w:numFmt w:val="bullet"/>
+      <w:lvlText w:val=""/>
+      <w:lvlJc w:val="left"/>
+      <w:pPr>
+        <w:ind w:left="2160" w:hanging="360"/>
+      </w:pPr>
+      <w:rPr>
+        <w:rFonts w:ascii="Wingdings" w:hAnsi="Wingdings" w:hint="default"/>
+      </w:rPr>
+    </w:lvl>
+    <w:lvl w:ilvl="3" w:tplc="080A0001" w:tentative="1">
+      <w:start w:val="1"/>
+      <w:numFmt w:val="bullet"/>
+      <w:lvlText w:val=""/>
+      <w:lvlJc w:val="left"/>
+      <w:pPr>
+        <w:ind w:left="2880" w:hanging="360"/>
+      </w:pPr>
+      <w:rPr>
+        <w:rFonts w:ascii="Symbol" w:hAnsi="Symbol" w:hint="default"/>
+      </w:rPr>
+    </w:lvl>
+    <w:lvl w:ilvl="4" w:tplc="080A0003" w:tentative="1">
+      <w:start w:val="1"/>
+      <w:numFmt w:val="bullet"/>
+      <w:lvlText w:val="o"/>
+      <w:lvlJc w:val="left"/>
+      <w:pPr>
+        <w:ind w:left="3600" w:hanging="360"/>
+      </w:pPr>
+      <w:rPr>
+        <w:rFonts w:ascii="Courier New" w:hAnsi="Courier New" w:cs="Courier New" w:hint="default"/>
+      </w:rPr>
+    </w:lvl>
+    <w:lvl w:ilvl="5" w:tplc="080A0005" w:tentative="1">
+      <w:start w:val="1"/>
+      <w:numFmt w:val="bullet"/>
+      <w:lvlText w:val=""/>
+      <w:lvlJc w:val="left"/>
+      <w:pPr>
+        <w:ind w:left="4320" w:hanging="360"/>
+      </w:pPr>
+      <w:rPr>
+        <w:rFonts w:ascii="Wingdings" w:hAnsi="Wingdings" w:hint="default"/>
+      </w:rPr>
+    </w:lvl>
+    <w:lvl w:ilvl="6" w:tplc="080A0001" w:tentative="1">
+      <w:start w:val="1"/>
+      <w:numFmt w:val="bullet"/>
+      <w:lvlText w:val=""/>
+      <w:lvlJc w:val="left"/>
+      <w:pPr>
+        <w:ind w:left="5040" w:hanging="360"/>
+      </w:pPr>
+      <w:rPr>
+        <w:rFonts w:ascii="Symbol" w:hAnsi="Symbol" w:hint="default"/>
+      </w:rPr>
+    </w:lvl>
+    <w:lvl w:ilvl="7" w:tplc="080A0003" w:tentative="1">
+      <w:start w:val="1"/>
+      <w:numFmt w:val="bullet"/>
+      <w:lvlText w:val="o"/>
+      <w:lvlJc w:val="left"/>
+      <w:pPr>
+        <w:ind w:left="5760" w:hanging="360"/>
+      </w:pPr>
+      <w:rPr>
+        <w:rFonts w:ascii="Courier New" w:hAnsi="Courier New" w:cs="Courier New" w:hint="default"/>
+      </w:rPr>
+    </w:lvl>
+    <w:lvl w:ilvl="8" w:tplc="080A0005" w:tentative="1">
+      <w:start w:val="1"/>
+      <w:numFmt w:val="bullet"/>
+      <w:lvlText w:val=""/>
+      <w:lvlJc w:val="left"/>
+      <w:pPr>
+        <w:ind w:left="6480" w:hanging="360"/>
+      </w:pPr>
+      <w:rPr>
+        <w:rFonts w:ascii="Wingdings" w:hAnsi="Wingdings" w:hint="default"/>
+      </w:rPr>
+    </w:lvl>
+  </w:abstractNum>
+  <w:abstractNum w:abstractNumId="2" w15:restartNumberingAfterBreak="0">
     <w:nsid w:val="278F4122"/>
     <w:multiLevelType w:val="multilevel"/>
     <w:tmpl w:val="FC725490"/>
@@ -1733,7 +2491,7 @@
       </w:pPr>
     </w:lvl>
   </w:abstractNum>
-  <w:abstractNum w:abstractNumId="2" w15:restartNumberingAfterBreak="0">
+  <w:abstractNum w:abstractNumId="3" w15:restartNumberingAfterBreak="0">
     <w:nsid w:val="2DCF28C8"/>
     <w:multiLevelType w:val="multilevel"/>
     <w:tmpl w:val="96248818"/>
@@ -1846,7 +2604,7 @@
       </w:pPr>
     </w:lvl>
   </w:abstractNum>
-  <w:abstractNum w:abstractNumId="3" w15:restartNumberingAfterBreak="0">
+  <w:abstractNum w:abstractNumId="4" w15:restartNumberingAfterBreak="0">
     <w:nsid w:val="48C20D10"/>
     <w:multiLevelType w:val="multilevel"/>
     <w:tmpl w:val="C38A2BC6"/>
@@ -1995,7 +2753,7 @@
       </w:rPr>
     </w:lvl>
   </w:abstractNum>
-  <w:abstractNum w:abstractNumId="4" w15:restartNumberingAfterBreak="0">
+  <w:abstractNum w:abstractNumId="5" w15:restartNumberingAfterBreak="0">
     <w:nsid w:val="4FF94CE6"/>
     <w:multiLevelType w:val="multilevel"/>
     <w:tmpl w:val="D444D560"/>
@@ -2144,7 +2902,7 @@
       </w:rPr>
     </w:lvl>
   </w:abstractNum>
-  <w:abstractNum w:abstractNumId="5" w15:restartNumberingAfterBreak="0">
+  <w:abstractNum w:abstractNumId="6" w15:restartNumberingAfterBreak="0">
     <w:nsid w:val="520D7760"/>
     <w:multiLevelType w:val="multilevel"/>
     <w:tmpl w:val="F5AECE44"/>
@@ -2293,7 +3051,7 @@
       </w:rPr>
     </w:lvl>
   </w:abstractNum>
-  <w:abstractNum w:abstractNumId="6" w15:restartNumberingAfterBreak="0">
+  <w:abstractNum w:abstractNumId="7" w15:restartNumberingAfterBreak="0">
     <w:nsid w:val="561C46D2"/>
     <w:multiLevelType w:val="multilevel"/>
     <w:tmpl w:val="32F66EA8"/>
@@ -2442,7 +3200,7 @@
       </w:rPr>
     </w:lvl>
   </w:abstractNum>
-  <w:abstractNum w:abstractNumId="7" w15:restartNumberingAfterBreak="0">
+  <w:abstractNum w:abstractNumId="8" w15:restartNumberingAfterBreak="0">
     <w:nsid w:val="5F9949BB"/>
     <w:multiLevelType w:val="multilevel"/>
     <w:tmpl w:val="BBC03D60"/>
@@ -2555,7 +3313,7 @@
       </w:pPr>
     </w:lvl>
   </w:abstractNum>
-  <w:abstractNum w:abstractNumId="8" w15:restartNumberingAfterBreak="0">
+  <w:abstractNum w:abstractNumId="9" w15:restartNumberingAfterBreak="0">
     <w:nsid w:val="72D7635D"/>
     <w:multiLevelType w:val="multilevel"/>
     <w:tmpl w:val="57B29B88"/>
@@ -2704,38 +3462,41 @@
       </w:rPr>
     </w:lvl>
   </w:abstractNum>
-  <w:num w:numId="1" w16cid:durableId="908619060">
+  <w:num w:numId="1">
     <w:abstractNumId w:val="0"/>
   </w:num>
-  <w:num w:numId="2" w16cid:durableId="549462547">
+  <w:num w:numId="2">
+    <w:abstractNumId w:val="5"/>
+  </w:num>
+  <w:num w:numId="3">
+    <w:abstractNumId w:val="3"/>
+  </w:num>
+  <w:num w:numId="4">
+    <w:abstractNumId w:val="6"/>
+  </w:num>
+  <w:num w:numId="5">
+    <w:abstractNumId w:val="8"/>
+  </w:num>
+  <w:num w:numId="6">
+    <w:abstractNumId w:val="9"/>
+  </w:num>
+  <w:num w:numId="7">
+    <w:abstractNumId w:val="2"/>
+  </w:num>
+  <w:num w:numId="8">
     <w:abstractNumId w:val="4"/>
   </w:num>
-  <w:num w:numId="3" w16cid:durableId="498232195">
-    <w:abstractNumId w:val="2"/>
-  </w:num>
-  <w:num w:numId="4" w16cid:durableId="1127316182">
-    <w:abstractNumId w:val="5"/>
-  </w:num>
-  <w:num w:numId="5" w16cid:durableId="2137140137">
+  <w:num w:numId="9">
     <w:abstractNumId w:val="7"/>
   </w:num>
-  <w:num w:numId="6" w16cid:durableId="1773360142">
-    <w:abstractNumId w:val="8"/>
-  </w:num>
-  <w:num w:numId="7" w16cid:durableId="1525174898">
+  <w:num w:numId="10">
     <w:abstractNumId w:val="1"/>
-  </w:num>
-  <w:num w:numId="8" w16cid:durableId="1966622386">
-    <w:abstractNumId w:val="3"/>
-  </w:num>
-  <w:num w:numId="9" w16cid:durableId="1498231098">
-    <w:abstractNumId w:val="6"/>
   </w:num>
 </w:numbering>
 </file>
 
 <file path=word/styles.xml><?xml version="1.0" encoding="utf-8"?>
-<w:styles xmlns:mc="http://schemas.openxmlformats.org/markup-compatibility/2006" xmlns:r="http://schemas.openxmlformats.org/officeDocument/2006/relationships" xmlns:w="http://schemas.openxmlformats.org/wordprocessingml/2006/main" xmlns:w14="http://schemas.microsoft.com/office/word/2010/wordml" xmlns:w15="http://schemas.microsoft.com/office/word/2012/wordml" xmlns:w16cex="http://schemas.microsoft.com/office/word/2018/wordml/cex" xmlns:w16cid="http://schemas.microsoft.com/office/word/2016/wordml/cid" xmlns:w16="http://schemas.microsoft.com/office/word/2018/wordml" xmlns:w16du="http://schemas.microsoft.com/office/word/2023/wordml/word16du" xmlns:w16sdtdh="http://schemas.microsoft.com/office/word/2020/wordml/sdtdatahash" xmlns:w16sdtfl="http://schemas.microsoft.com/office/word/2024/wordml/sdtformatlock" xmlns:w16se="http://schemas.microsoft.com/office/word/2015/wordml/symex" mc:Ignorable="w14 w15 w16se w16cid w16 w16cex w16sdtdh w16sdtfl w16du">
+<w:styles xmlns:mc="http://schemas.openxmlformats.org/markup-compatibility/2006" xmlns:r="http://schemas.openxmlformats.org/officeDocument/2006/relationships" xmlns:w="http://schemas.openxmlformats.org/wordprocessingml/2006/main" xmlns:w14="http://schemas.microsoft.com/office/word/2010/wordml" xmlns:w15="http://schemas.microsoft.com/office/word/2012/wordml" xmlns:w16cex="http://schemas.microsoft.com/office/word/2018/wordml/cex" xmlns:w16cid="http://schemas.microsoft.com/office/word/2016/wordml/cid" xmlns:w16="http://schemas.microsoft.com/office/word/2018/wordml" xmlns:w16sdtdh="http://schemas.microsoft.com/office/word/2020/wordml/sdtdatahash" xmlns:w16se="http://schemas.microsoft.com/office/word/2015/wordml/symex" mc:Ignorable="w14 w15 w16se w16cid w16 w16cex w16sdtdh">
   <w:docDefaults>
     <w:rPrDefault>
       <w:rPr>
@@ -3694,7 +4455,7 @@
       <w:szCs w:val="16"/>
     </w:rPr>
   </w:style>
-  <w:style w:type="character" w:styleId="Fuerte">
+  <w:style w:type="character" w:styleId="Textoennegrita">
     <w:name w:val="Strong"/>
     <w:basedOn w:val="Fuentedeprrafopredeter"/>
     <w:uiPriority w:val="22"/>
@@ -3864,7 +4625,7 @@
 </file>
 
 <file path=word/glossary/document.xml><?xml version="1.0" encoding="utf-8"?>
-<w:glossaryDocument xmlns:wpc="http://schemas.microsoft.com/office/word/2010/wordprocessingCanvas" xmlns:cx="http://schemas.microsoft.com/office/drawing/2014/chartex" xmlns:cx1="http://schemas.microsoft.com/office/drawing/2015/9/8/chartex" xmlns:cx2="http://schemas.microsoft.com/office/drawing/2015/10/21/chartex" xmlns:cx3="http://schemas.microsoft.com/office/drawing/2016/5/9/chartex" xmlns:cx4="http://schemas.microsoft.com/office/drawing/2016/5/10/chartex" xmlns:cx5="http://schemas.microsoft.com/office/drawing/2016/5/11/chartex" xmlns:cx6="http://schemas.microsoft.com/office/drawing/2016/5/12/chartex" xmlns:cx7="http://schemas.microsoft.com/office/drawing/2016/5/13/chartex" xmlns:cx8="http://schemas.microsoft.com/office/drawing/2016/5/14/chartex" xmlns:mc="http://schemas.openxmlformats.org/markup-compatibility/2006" xmlns:aink="http://schemas.microsoft.com/office/drawing/2016/ink" xmlns:am3d="http://schemas.microsoft.com/office/drawing/2017/model3d" xmlns:o="urn:schemas-microsoft-com:office:office" xmlns:oel="http://schemas.microsoft.com/office/2019/extlst" xmlns:r="http://schemas.openxmlformats.org/officeDocument/2006/relationships" xmlns:m="http://schemas.openxmlformats.org/officeDocument/2006/math" xmlns:v="urn:schemas-microsoft-com:vml" xmlns:wp14="http://schemas.microsoft.com/office/word/2010/wordprocessingDrawing" xmlns:wp="http://schemas.openxmlformats.org/drawingml/2006/wordprocessingDrawing" xmlns:w10="urn:schemas-microsoft-com:office:word" xmlns:w="http://schemas.openxmlformats.org/wordprocessingml/2006/main" xmlns:w14="http://schemas.microsoft.com/office/word/2010/wordml" xmlns:w15="http://schemas.microsoft.com/office/word/2012/wordml" xmlns:w16cex="http://schemas.microsoft.com/office/word/2018/wordml/cex" xmlns:w16cid="http://schemas.microsoft.com/office/word/2016/wordml/cid" xmlns:w16="http://schemas.microsoft.com/office/word/2018/wordml" xmlns:w16du="http://schemas.microsoft.com/office/word/2023/wordml/word16du" xmlns:w16sdtdh="http://schemas.microsoft.com/office/word/2020/wordml/sdtdatahash" xmlns:w16sdtfl="http://schemas.microsoft.com/office/word/2024/wordml/sdtformatlock" xmlns:w16se="http://schemas.microsoft.com/office/word/2015/wordml/symex" xmlns:wpg="http://schemas.microsoft.com/office/word/2010/wordprocessingGroup" xmlns:wpi="http://schemas.microsoft.com/office/word/2010/wordprocessingInk" xmlns:wne="http://schemas.microsoft.com/office/word/2006/wordml" xmlns:wps="http://schemas.microsoft.com/office/word/2010/wordprocessingShape" mc:Ignorable="w14 w15 w16se w16cid w16 w16cex w16sdtdh w16sdtfl w16du wp14">
+<w:glossaryDocument xmlns:wpc="http://schemas.microsoft.com/office/word/2010/wordprocessingCanvas" xmlns:cx="http://schemas.microsoft.com/office/drawing/2014/chartex" xmlns:cx1="http://schemas.microsoft.com/office/drawing/2015/9/8/chartex" xmlns:cx2="http://schemas.microsoft.com/office/drawing/2015/10/21/chartex" xmlns:cx3="http://schemas.microsoft.com/office/drawing/2016/5/9/chartex" xmlns:cx4="http://schemas.microsoft.com/office/drawing/2016/5/10/chartex" xmlns:cx5="http://schemas.microsoft.com/office/drawing/2016/5/11/chartex" xmlns:cx6="http://schemas.microsoft.com/office/drawing/2016/5/12/chartex" xmlns:cx7="http://schemas.microsoft.com/office/drawing/2016/5/13/chartex" xmlns:cx8="http://schemas.microsoft.com/office/drawing/2016/5/14/chartex" xmlns:mc="http://schemas.openxmlformats.org/markup-compatibility/2006" xmlns:aink="http://schemas.microsoft.com/office/drawing/2016/ink" xmlns:am3d="http://schemas.microsoft.com/office/drawing/2017/model3d" xmlns:o="urn:schemas-microsoft-com:office:office" xmlns:r="http://schemas.openxmlformats.org/officeDocument/2006/relationships" xmlns:m="http://schemas.openxmlformats.org/officeDocument/2006/math" xmlns:v="urn:schemas-microsoft-com:vml" xmlns:wp14="http://schemas.microsoft.com/office/word/2010/wordprocessingDrawing" xmlns:wp="http://schemas.openxmlformats.org/drawingml/2006/wordprocessingDrawing" xmlns:w10="urn:schemas-microsoft-com:office:word" xmlns:w="http://schemas.openxmlformats.org/wordprocessingml/2006/main" xmlns:w14="http://schemas.microsoft.com/office/word/2010/wordml" xmlns:w15="http://schemas.microsoft.com/office/word/2012/wordml" xmlns:w16cex="http://schemas.microsoft.com/office/word/2018/wordml/cex" xmlns:w16cid="http://schemas.microsoft.com/office/word/2016/wordml/cid" xmlns:w16="http://schemas.microsoft.com/office/word/2018/wordml" xmlns:w16sdtdh="http://schemas.microsoft.com/office/word/2020/wordml/sdtdatahash" xmlns:w16se="http://schemas.microsoft.com/office/word/2015/wordml/symex" xmlns:wpg="http://schemas.microsoft.com/office/word/2010/wordprocessingGroup" xmlns:wpi="http://schemas.microsoft.com/office/word/2010/wordprocessingInk" xmlns:wne="http://schemas.microsoft.com/office/word/2006/wordml" xmlns:wps="http://schemas.microsoft.com/office/word/2010/wordprocessingShape" mc:Ignorable="w14 w15 w16se w16cid w16 w16cex w16sdtdh wp14">
   <w:docParts>
     <w:docPart>
       <w:docPartPr>
@@ -3933,7 +4694,7 @@
 </file>
 
 <file path=word/glossary/fontTable.xml><?xml version="1.0" encoding="utf-8"?>
-<w:fonts xmlns:mc="http://schemas.openxmlformats.org/markup-compatibility/2006" xmlns:r="http://schemas.openxmlformats.org/officeDocument/2006/relationships" xmlns:w="http://schemas.openxmlformats.org/wordprocessingml/2006/main" xmlns:w14="http://schemas.microsoft.com/office/word/2010/wordml" xmlns:w15="http://schemas.microsoft.com/office/word/2012/wordml" xmlns:w16cex="http://schemas.microsoft.com/office/word/2018/wordml/cex" xmlns:w16cid="http://schemas.microsoft.com/office/word/2016/wordml/cid" xmlns:w16="http://schemas.microsoft.com/office/word/2018/wordml" xmlns:w16du="http://schemas.microsoft.com/office/word/2023/wordml/word16du" xmlns:w16sdtdh="http://schemas.microsoft.com/office/word/2020/wordml/sdtdatahash" xmlns:w16sdtfl="http://schemas.microsoft.com/office/word/2024/wordml/sdtformatlock" xmlns:w16se="http://schemas.microsoft.com/office/word/2015/wordml/symex" mc:Ignorable="w14 w15 w16se w16cid w16 w16cex w16sdtdh w16sdtfl w16du">
+<w:fonts xmlns:mc="http://schemas.openxmlformats.org/markup-compatibility/2006" xmlns:r="http://schemas.openxmlformats.org/officeDocument/2006/relationships" xmlns:w="http://schemas.openxmlformats.org/wordprocessingml/2006/main" xmlns:w14="http://schemas.microsoft.com/office/word/2010/wordml" xmlns:w15="http://schemas.microsoft.com/office/word/2012/wordml" xmlns:w16cex="http://schemas.microsoft.com/office/word/2018/wordml/cex" xmlns:w16cid="http://schemas.microsoft.com/office/word/2016/wordml/cid" xmlns:w16="http://schemas.microsoft.com/office/word/2018/wordml" xmlns:w16sdtdh="http://schemas.microsoft.com/office/word/2020/wordml/sdtdatahash" xmlns:w16se="http://schemas.microsoft.com/office/word/2015/wordml/symex" mc:Ignorable="w14 w15 w16se w16cid w16 w16cex w16sdtdh">
   <w:font w:name="Symbol">
     <w:panose1 w:val="05050102010706020507"/>
     <w:charset w:val="02"/>
@@ -3980,7 +4741,7 @@
 </file>
 
 <file path=word/glossary/settings.xml><?xml version="1.0" encoding="utf-8"?>
-<w:settings xmlns:mc="http://schemas.openxmlformats.org/markup-compatibility/2006" xmlns:o="urn:schemas-microsoft-com:office:office" xmlns:r="http://schemas.openxmlformats.org/officeDocument/2006/relationships" xmlns:m="http://schemas.openxmlformats.org/officeDocument/2006/math" xmlns:v="urn:schemas-microsoft-com:vml" xmlns:w10="urn:schemas-microsoft-com:office:word" xmlns:w="http://schemas.openxmlformats.org/wordprocessingml/2006/main" xmlns:w14="http://schemas.microsoft.com/office/word/2010/wordml" xmlns:w15="http://schemas.microsoft.com/office/word/2012/wordml" xmlns:w16cex="http://schemas.microsoft.com/office/word/2018/wordml/cex" xmlns:w16cid="http://schemas.microsoft.com/office/word/2016/wordml/cid" xmlns:w16="http://schemas.microsoft.com/office/word/2018/wordml" xmlns:w16du="http://schemas.microsoft.com/office/word/2023/wordml/word16du" xmlns:w16sdtdh="http://schemas.microsoft.com/office/word/2020/wordml/sdtdatahash" xmlns:w16sdtfl="http://schemas.microsoft.com/office/word/2024/wordml/sdtformatlock" xmlns:w16se="http://schemas.microsoft.com/office/word/2015/wordml/symex" xmlns:sl="http://schemas.openxmlformats.org/schemaLibrary/2006/main" mc:Ignorable="w14 w15 w16se w16cid w16 w16cex w16sdtdh w16sdtfl w16du">
+<w:settings xmlns:mc="http://schemas.openxmlformats.org/markup-compatibility/2006" xmlns:o="urn:schemas-microsoft-com:office:office" xmlns:r="http://schemas.openxmlformats.org/officeDocument/2006/relationships" xmlns:m="http://schemas.openxmlformats.org/officeDocument/2006/math" xmlns:v="urn:schemas-microsoft-com:vml" xmlns:w10="urn:schemas-microsoft-com:office:word" xmlns:w="http://schemas.openxmlformats.org/wordprocessingml/2006/main" xmlns:w14="http://schemas.microsoft.com/office/word/2010/wordml" xmlns:w15="http://schemas.microsoft.com/office/word/2012/wordml" xmlns:w16cex="http://schemas.microsoft.com/office/word/2018/wordml/cex" xmlns:w16cid="http://schemas.microsoft.com/office/word/2016/wordml/cid" xmlns:w16="http://schemas.microsoft.com/office/word/2018/wordml" xmlns:w16sdtdh="http://schemas.microsoft.com/office/word/2020/wordml/sdtdatahash" xmlns:w16se="http://schemas.microsoft.com/office/word/2015/wordml/symex" xmlns:sl="http://schemas.openxmlformats.org/schemaLibrary/2006/main" mc:Ignorable="w14 w15 w16se w16cid w16 w16cex w16sdtdh">
   <w:view w:val="normal"/>
   <w:defaultTabStop w:val="720"/>
   <w:hyphenationZone w:val="425"/>
@@ -4003,6 +4764,7 @@
     <w:rsid w:val="00736105"/>
     <w:rsid w:val="009805DF"/>
     <w:rsid w:val="00A1552E"/>
+    <w:rsid w:val="00B87CC8"/>
     <w:rsid w:val="00D90AAB"/>
     <w:rsid w:val="00E8078F"/>
     <w:rsid w:val="00E97341"/>
@@ -4029,7 +4791,7 @@
 </file>
 
 <file path=word/glossary/styles.xml><?xml version="1.0" encoding="utf-8"?>
-<w:styles xmlns:mc="http://schemas.openxmlformats.org/markup-compatibility/2006" xmlns:r="http://schemas.openxmlformats.org/officeDocument/2006/relationships" xmlns:w="http://schemas.openxmlformats.org/wordprocessingml/2006/main" xmlns:w14="http://schemas.microsoft.com/office/word/2010/wordml" xmlns:w15="http://schemas.microsoft.com/office/word/2012/wordml" xmlns:w16cex="http://schemas.microsoft.com/office/word/2018/wordml/cex" xmlns:w16cid="http://schemas.microsoft.com/office/word/2016/wordml/cid" xmlns:w16="http://schemas.microsoft.com/office/word/2018/wordml" xmlns:w16du="http://schemas.microsoft.com/office/word/2023/wordml/word16du" xmlns:w16sdtdh="http://schemas.microsoft.com/office/word/2020/wordml/sdtdatahash" xmlns:w16sdtfl="http://schemas.microsoft.com/office/word/2024/wordml/sdtformatlock" xmlns:w16se="http://schemas.microsoft.com/office/word/2015/wordml/symex" mc:Ignorable="w14 w15 w16se w16cid w16 w16cex w16sdtdh w16sdtfl w16du">
+<w:styles xmlns:mc="http://schemas.openxmlformats.org/markup-compatibility/2006" xmlns:r="http://schemas.openxmlformats.org/officeDocument/2006/relationships" xmlns:w="http://schemas.openxmlformats.org/wordprocessingml/2006/main" xmlns:w14="http://schemas.microsoft.com/office/word/2010/wordml" xmlns:w15="http://schemas.microsoft.com/office/word/2012/wordml" xmlns:w16cex="http://schemas.microsoft.com/office/word/2018/wordml/cex" xmlns:w16cid="http://schemas.microsoft.com/office/word/2016/wordml/cid" xmlns:w16="http://schemas.microsoft.com/office/word/2018/wordml" xmlns:w16sdtdh="http://schemas.microsoft.com/office/word/2020/wordml/sdtdatahash" xmlns:w16se="http://schemas.microsoft.com/office/word/2015/wordml/symex" mc:Ignorable="w14 w15 w16se w16cid w16 w16cex w16sdtdh">
   <w:docDefaults>
     <w:rPrDefault>
       <w:rPr>
@@ -4476,7 +5238,7 @@
 </file>
 
 <file path=word/glossary/webSettings.xml><?xml version="1.0" encoding="utf-8"?>
-<w:webSettings xmlns:mc="http://schemas.openxmlformats.org/markup-compatibility/2006" xmlns:r="http://schemas.openxmlformats.org/officeDocument/2006/relationships" xmlns:w="http://schemas.openxmlformats.org/wordprocessingml/2006/main" xmlns:w14="http://schemas.microsoft.com/office/word/2010/wordml" xmlns:w15="http://schemas.microsoft.com/office/word/2012/wordml" xmlns:w16cex="http://schemas.microsoft.com/office/word/2018/wordml/cex" xmlns:w16cid="http://schemas.microsoft.com/office/word/2016/wordml/cid" xmlns:w16="http://schemas.microsoft.com/office/word/2018/wordml" xmlns:w16du="http://schemas.microsoft.com/office/word/2023/wordml/word16du" xmlns:w16sdtdh="http://schemas.microsoft.com/office/word/2020/wordml/sdtdatahash" xmlns:w16sdtfl="http://schemas.microsoft.com/office/word/2024/wordml/sdtformatlock" xmlns:w16se="http://schemas.microsoft.com/office/word/2015/wordml/symex" mc:Ignorable="w14 w15 w16se w16cid w16 w16cex w16sdtdh w16sdtfl w16du">
+<w:webSettings xmlns:mc="http://schemas.openxmlformats.org/markup-compatibility/2006" xmlns:r="http://schemas.openxmlformats.org/officeDocument/2006/relationships" xmlns:w="http://schemas.openxmlformats.org/wordprocessingml/2006/main" xmlns:w14="http://schemas.microsoft.com/office/word/2010/wordml" xmlns:w15="http://schemas.microsoft.com/office/word/2012/wordml" xmlns:w16cex="http://schemas.microsoft.com/office/word/2018/wordml/cex" xmlns:w16cid="http://schemas.microsoft.com/office/word/2016/wordml/cid" xmlns:w16="http://schemas.microsoft.com/office/word/2018/wordml" xmlns:w16sdtdh="http://schemas.microsoft.com/office/word/2020/wordml/sdtdatahash" xmlns:w16se="http://schemas.microsoft.com/office/word/2015/wordml/symex" mc:Ignorable="w14 w15 w16se w16cid w16 w16cex w16sdtdh">
   <w:optimizeForBrowser/>
   <w:allowPNG/>
 </w:webSettings>
